--- a/Lab07B.docx
+++ b/Lab07B.docx
@@ -92,7 +92,7 @@
           <w:rFonts w:ascii="Times New Roman" w:hAnsi="Times New Roman" w:cs="Times New Roman"/>
         </w:rPr>
       </w:pPr>
-      <w:bookmarkStart w:id="0" w:name="_Toc187403488"/>
+      <w:bookmarkStart w:id="0" w:name="_Toc223131318"/>
       <w:r>
         <w:rPr>
           <w:rFonts w:ascii="Times New Roman" w:hAnsi="Times New Roman" w:cs="Times New Roman"/>
@@ -123,6 +123,8 @@
               <w:rFonts w:eastAsiaTheme="minorEastAsia"/>
               <w:noProof/>
               <w:kern w:val="2"/>
+              <w:sz w:val="24"/>
+              <w:szCs w:val="24"/>
               <w14:ligatures w14:val="standardContextual"/>
             </w:rPr>
           </w:pPr>
@@ -144,7 +146,7 @@
             </w:rPr>
             <w:fldChar w:fldCharType="separate"/>
           </w:r>
-          <w:hyperlink w:anchor="_Toc187403488" w:history="1">
+          <w:hyperlink w:anchor="_Toc223131318" w:history="1">
             <w:r>
               <w:rPr>
                 <w:rStyle w:val="Hyperlink"/>
@@ -172,7 +174,7 @@
                 <w:noProof/>
                 <w:webHidden/>
               </w:rPr>
-              <w:instrText xml:space="preserve"> PAGEREF _Toc187403488 \h </w:instrText>
+              <w:instrText xml:space="preserve"> PAGEREF _Toc223131318 \h </w:instrText>
             </w:r>
             <w:r>
               <w:rPr>
@@ -213,10 +215,12 @@
               <w:rFonts w:eastAsiaTheme="minorEastAsia"/>
               <w:noProof/>
               <w:kern w:val="2"/>
+              <w:sz w:val="24"/>
+              <w:szCs w:val="24"/>
               <w14:ligatures w14:val="standardContextual"/>
             </w:rPr>
           </w:pPr>
-          <w:hyperlink w:anchor="_Toc187403489" w:history="1">
+          <w:hyperlink w:anchor="_Toc223131319" w:history="1">
             <w:r>
               <w:rPr>
                 <w:rStyle w:val="Hyperlink"/>
@@ -244,7 +248,7 @@
                 <w:noProof/>
                 <w:webHidden/>
               </w:rPr>
-              <w:instrText xml:space="preserve"> PAGEREF _Toc187403489 \h </w:instrText>
+              <w:instrText xml:space="preserve"> PAGEREF _Toc223131319 \h </w:instrText>
             </w:r>
             <w:r>
               <w:rPr>
@@ -285,10 +289,12 @@
               <w:rFonts w:eastAsiaTheme="minorEastAsia"/>
               <w:noProof/>
               <w:kern w:val="2"/>
+              <w:sz w:val="24"/>
+              <w:szCs w:val="24"/>
               <w14:ligatures w14:val="standardContextual"/>
             </w:rPr>
           </w:pPr>
-          <w:hyperlink w:anchor="_Toc187403490" w:history="1">
+          <w:hyperlink w:anchor="_Toc223131320" w:history="1">
             <w:r>
               <w:rPr>
                 <w:rStyle w:val="Hyperlink"/>
@@ -316,7 +322,7 @@
                 <w:noProof/>
                 <w:webHidden/>
               </w:rPr>
-              <w:instrText xml:space="preserve"> PAGEREF _Toc187403490 \h </w:instrText>
+              <w:instrText xml:space="preserve"> PAGEREF _Toc223131320 \h </w:instrText>
             </w:r>
             <w:r>
               <w:rPr>
@@ -357,10 +363,12 @@
               <w:rFonts w:eastAsiaTheme="minorEastAsia"/>
               <w:noProof/>
               <w:kern w:val="2"/>
+              <w:sz w:val="24"/>
+              <w:szCs w:val="24"/>
               <w14:ligatures w14:val="standardContextual"/>
             </w:rPr>
           </w:pPr>
-          <w:hyperlink w:anchor="_Toc187403491" w:history="1">
+          <w:hyperlink w:anchor="_Toc223131321" w:history="1">
             <w:r>
               <w:rPr>
                 <w:rStyle w:val="Hyperlink"/>
@@ -388,7 +396,7 @@
                 <w:noProof/>
                 <w:webHidden/>
               </w:rPr>
-              <w:instrText xml:space="preserve"> PAGEREF _Toc187403491 \h </w:instrText>
+              <w:instrText xml:space="preserve"> PAGEREF _Toc223131321 \h </w:instrText>
             </w:r>
             <w:r>
               <w:rPr>
@@ -429,17 +437,19 @@
               <w:rFonts w:eastAsiaTheme="minorEastAsia"/>
               <w:noProof/>
               <w:kern w:val="2"/>
+              <w:sz w:val="24"/>
+              <w:szCs w:val="24"/>
               <w14:ligatures w14:val="standardContextual"/>
             </w:rPr>
           </w:pPr>
-          <w:hyperlink w:anchor="_Toc187403492" w:history="1">
+          <w:hyperlink w:anchor="_Toc223131322" w:history="1">
             <w:r>
               <w:rPr>
                 <w:rStyle w:val="Hyperlink"/>
                 <w:rFonts w:ascii="Times New Roman" w:eastAsia="Calibri Light" w:hAnsi="Times New Roman" w:cs="Times New Roman"/>
                 <w:noProof/>
               </w:rPr>
-              <w:t>Starter Files</w:t>
+              <w:t>Required Hardware</w:t>
             </w:r>
             <w:r>
               <w:rPr>
@@ -460,7 +470,7 @@
                 <w:noProof/>
                 <w:webHidden/>
               </w:rPr>
-              <w:instrText xml:space="preserve"> PAGEREF _Toc187403492 \h </w:instrText>
+              <w:instrText xml:space="preserve"> PAGEREF _Toc223131322 \h </w:instrText>
             </w:r>
             <w:r>
               <w:rPr>
@@ -501,17 +511,19 @@
               <w:rFonts w:eastAsiaTheme="minorEastAsia"/>
               <w:noProof/>
               <w:kern w:val="2"/>
+              <w:sz w:val="24"/>
+              <w:szCs w:val="24"/>
               <w14:ligatures w14:val="standardContextual"/>
             </w:rPr>
           </w:pPr>
-          <w:hyperlink w:anchor="_Toc187403493" w:history="1">
+          <w:hyperlink w:anchor="_Toc223131323" w:history="1">
             <w:r>
               <w:rPr>
                 <w:rStyle w:val="Hyperlink"/>
-                <w:rFonts w:ascii="Times New Roman" w:eastAsia="Calibri Light" w:hAnsi="Times New Roman" w:cs="Times New Roman"/>
-                <w:noProof/>
-              </w:rPr>
-              <w:t>Required Hardware</w:t>
+                <w:rFonts w:ascii="Times New Roman" w:hAnsi="Times New Roman" w:cs="Times New Roman"/>
+                <w:noProof/>
+              </w:rPr>
+              <w:t>Teamwork evaluations</w:t>
             </w:r>
             <w:r>
               <w:rPr>
@@ -532,7 +544,7 @@
                 <w:noProof/>
                 <w:webHidden/>
               </w:rPr>
-              <w:instrText xml:space="preserve"> PAGEREF _Toc187403493 \h </w:instrText>
+              <w:instrText xml:space="preserve"> PAGEREF _Toc223131323 \h </w:instrText>
             </w:r>
             <w:r>
               <w:rPr>
@@ -573,17 +585,19 @@
               <w:rFonts w:eastAsiaTheme="minorEastAsia"/>
               <w:noProof/>
               <w:kern w:val="2"/>
+              <w:sz w:val="24"/>
+              <w:szCs w:val="24"/>
               <w14:ligatures w14:val="standardContextual"/>
             </w:rPr>
           </w:pPr>
-          <w:hyperlink w:anchor="_Toc187403494" w:history="1">
+          <w:hyperlink w:anchor="_Toc223131324" w:history="1">
             <w:r>
               <w:rPr>
                 <w:rStyle w:val="Hyperlink"/>
                 <w:rFonts w:ascii="Times New Roman" w:hAnsi="Times New Roman" w:cs="Times New Roman"/>
                 <w:noProof/>
               </w:rPr>
-              <w:t>Teamwork evaluations</w:t>
+              <w:t>Lab Overview</w:t>
             </w:r>
             <w:r>
               <w:rPr>
@@ -604,7 +618,7 @@
                 <w:noProof/>
                 <w:webHidden/>
               </w:rPr>
-              <w:instrText xml:space="preserve"> PAGEREF _Toc187403494 \h </w:instrText>
+              <w:instrText xml:space="preserve"> PAGEREF _Toc223131324 \h </w:instrText>
             </w:r>
             <w:r>
               <w:rPr>
@@ -645,17 +659,19 @@
               <w:rFonts w:eastAsiaTheme="minorEastAsia"/>
               <w:noProof/>
               <w:kern w:val="2"/>
+              <w:sz w:val="24"/>
+              <w:szCs w:val="24"/>
               <w14:ligatures w14:val="standardContextual"/>
             </w:rPr>
           </w:pPr>
-          <w:hyperlink w:anchor="_Toc187403495" w:history="1">
+          <w:hyperlink w:anchor="_Toc223131325" w:history="1">
             <w:r>
               <w:rPr>
                 <w:rStyle w:val="Hyperlink"/>
                 <w:rFonts w:ascii="Times New Roman" w:hAnsi="Times New Roman" w:cs="Times New Roman"/>
                 <w:noProof/>
               </w:rPr>
-              <w:t>Lab Overview</w:t>
+              <w:t>Preparation</w:t>
             </w:r>
             <w:r>
               <w:rPr>
@@ -676,7 +692,7 @@
                 <w:noProof/>
                 <w:webHidden/>
               </w:rPr>
-              <w:instrText xml:space="preserve"> PAGEREF _Toc187403495 \h </w:instrText>
+              <w:instrText xml:space="preserve"> PAGEREF _Toc223131325 \h </w:instrText>
             </w:r>
             <w:r>
               <w:rPr>
@@ -697,6 +713,80 @@
                 <w:webHidden/>
               </w:rPr>
               <w:t>2</w:t>
+            </w:r>
+            <w:r>
+              <w:rPr>
+                <w:noProof/>
+                <w:webHidden/>
+              </w:rPr>
+              <w:fldChar w:fldCharType="end"/>
+            </w:r>
+          </w:hyperlink>
+        </w:p>
+        <w:p>
+          <w:pPr>
+            <w:pStyle w:val="TOC2"/>
+            <w:tabs>
+              <w:tab w:val="right" w:leader="dot" w:pos="9350"/>
+            </w:tabs>
+            <w:rPr>
+              <w:rFonts w:eastAsiaTheme="minorEastAsia"/>
+              <w:noProof/>
+              <w:kern w:val="2"/>
+              <w:sz w:val="24"/>
+              <w:szCs w:val="24"/>
+              <w14:ligatures w14:val="standardContextual"/>
+            </w:rPr>
+          </w:pPr>
+          <w:hyperlink w:anchor="_Toc223131326" w:history="1">
+            <w:r>
+              <w:rPr>
+                <w:rStyle w:val="Hyperlink"/>
+                <w:rFonts w:ascii="Times New Roman" w:hAnsi="Times New Roman" w:cs="Times New Roman"/>
+                <w:noProof/>
+              </w:rPr>
+              <w:t>Preparation Deliverables</w:t>
+            </w:r>
+            <w:r>
+              <w:rPr>
+                <w:noProof/>
+                <w:webHidden/>
+              </w:rPr>
+              <w:tab/>
+            </w:r>
+            <w:r>
+              <w:rPr>
+                <w:noProof/>
+                <w:webHidden/>
+              </w:rPr>
+              <w:fldChar w:fldCharType="begin"/>
+            </w:r>
+            <w:r>
+              <w:rPr>
+                <w:noProof/>
+                <w:webHidden/>
+              </w:rPr>
+              <w:instrText xml:space="preserve"> PAGEREF _Toc223131326 \h </w:instrText>
+            </w:r>
+            <w:r>
+              <w:rPr>
+                <w:noProof/>
+                <w:webHidden/>
+              </w:rPr>
+            </w:r>
+            <w:r>
+              <w:rPr>
+                <w:noProof/>
+                <w:webHidden/>
+              </w:rPr>
+              <w:fldChar w:fldCharType="separate"/>
+            </w:r>
+            <w:r>
+              <w:rPr>
+                <w:noProof/>
+                <w:webHidden/>
+              </w:rPr>
+              <w:t>4</w:t>
             </w:r>
             <w:r>
               <w:rPr>
@@ -717,17 +807,19 @@
               <w:rFonts w:eastAsiaTheme="minorEastAsia"/>
               <w:noProof/>
               <w:kern w:val="2"/>
+              <w:sz w:val="24"/>
+              <w:szCs w:val="24"/>
               <w14:ligatures w14:val="standardContextual"/>
             </w:rPr>
           </w:pPr>
-          <w:hyperlink w:anchor="_Toc187403496" w:history="1">
+          <w:hyperlink w:anchor="_Toc223131327" w:history="1">
             <w:r>
               <w:rPr>
                 <w:rStyle w:val="Hyperlink"/>
                 <w:rFonts w:ascii="Times New Roman" w:hAnsi="Times New Roman" w:cs="Times New Roman"/>
                 <w:noProof/>
               </w:rPr>
-              <w:t>Preparation</w:t>
+              <w:t>Procedure</w:t>
             </w:r>
             <w:r>
               <w:rPr>
@@ -748,7 +840,7 @@
                 <w:noProof/>
                 <w:webHidden/>
               </w:rPr>
-              <w:instrText xml:space="preserve"> PAGEREF _Toc187403496 \h </w:instrText>
+              <w:instrText xml:space="preserve"> PAGEREF _Toc223131327 \h </w:instrText>
             </w:r>
             <w:r>
               <w:rPr>
@@ -768,7 +860,7 @@
                 <w:noProof/>
                 <w:webHidden/>
               </w:rPr>
-              <w:t>3</w:t>
+              <w:t>4</w:t>
             </w:r>
             <w:r>
               <w:rPr>
@@ -789,17 +881,19 @@
               <w:rFonts w:eastAsiaTheme="minorEastAsia"/>
               <w:noProof/>
               <w:kern w:val="2"/>
+              <w:sz w:val="24"/>
+              <w:szCs w:val="24"/>
               <w14:ligatures w14:val="standardContextual"/>
             </w:rPr>
           </w:pPr>
-          <w:hyperlink w:anchor="_Toc187403497" w:history="1">
+          <w:hyperlink w:anchor="_Toc223131328" w:history="1">
             <w:r>
               <w:rPr>
                 <w:rStyle w:val="Hyperlink"/>
                 <w:rFonts w:ascii="Times New Roman" w:hAnsi="Times New Roman" w:cs="Times New Roman"/>
                 <w:noProof/>
               </w:rPr>
-              <w:t>Procedure</w:t>
+              <w:t>Lab Checkout</w:t>
             </w:r>
             <w:r>
               <w:rPr>
@@ -820,7 +914,7 @@
                 <w:noProof/>
                 <w:webHidden/>
               </w:rPr>
-              <w:instrText xml:space="preserve"> PAGEREF _Toc187403497 \h </w:instrText>
+              <w:instrText xml:space="preserve"> PAGEREF _Toc223131328 \h </w:instrText>
             </w:r>
             <w:r>
               <w:rPr>
@@ -840,7 +934,7 @@
                 <w:noProof/>
                 <w:webHidden/>
               </w:rPr>
-              <w:t>4</w:t>
+              <w:t>8</w:t>
             </w:r>
             <w:r>
               <w:rPr>
@@ -861,17 +955,19 @@
               <w:rFonts w:eastAsiaTheme="minorEastAsia"/>
               <w:noProof/>
               <w:kern w:val="2"/>
+              <w:sz w:val="24"/>
+              <w:szCs w:val="24"/>
               <w14:ligatures w14:val="standardContextual"/>
             </w:rPr>
           </w:pPr>
-          <w:hyperlink w:anchor="_Toc187403498" w:history="1">
+          <w:hyperlink w:anchor="_Toc223131329" w:history="1">
             <w:r>
               <w:rPr>
                 <w:rStyle w:val="Hyperlink"/>
                 <w:rFonts w:ascii="Times New Roman" w:hAnsi="Times New Roman" w:cs="Times New Roman"/>
                 <w:noProof/>
               </w:rPr>
-              <w:t>Lab Checkout</w:t>
+              <w:t>TA and Professor Review</w:t>
             </w:r>
             <w:r>
               <w:rPr>
@@ -892,7 +988,7 @@
                 <w:noProof/>
                 <w:webHidden/>
               </w:rPr>
-              <w:instrText xml:space="preserve"> PAGEREF _Toc187403498 \h </w:instrText>
+              <w:instrText xml:space="preserve"> PAGEREF _Toc223131329 \h </w:instrText>
             </w:r>
             <w:r>
               <w:rPr>
@@ -933,17 +1029,19 @@
               <w:rFonts w:eastAsiaTheme="minorEastAsia"/>
               <w:noProof/>
               <w:kern w:val="2"/>
+              <w:sz w:val="24"/>
+              <w:szCs w:val="24"/>
               <w14:ligatures w14:val="standardContextual"/>
             </w:rPr>
           </w:pPr>
-          <w:hyperlink w:anchor="_Toc187403499" w:history="1">
+          <w:hyperlink w:anchor="_Toc223131330" w:history="1">
             <w:r>
               <w:rPr>
                 <w:rStyle w:val="Hyperlink"/>
                 <w:rFonts w:ascii="Times New Roman" w:hAnsi="Times New Roman" w:cs="Times New Roman"/>
                 <w:noProof/>
               </w:rPr>
-              <w:t>TA and Professor Review</w:t>
+              <w:t>Lab Report</w:t>
             </w:r>
             <w:r>
               <w:rPr>
@@ -964,7 +1062,451 @@
                 <w:noProof/>
                 <w:webHidden/>
               </w:rPr>
-              <w:instrText xml:space="preserve"> PAGEREF _Toc187403499 \h </w:instrText>
+              <w:instrText xml:space="preserve"> PAGEREF _Toc223131330 \h </w:instrText>
+            </w:r>
+            <w:r>
+              <w:rPr>
+                <w:noProof/>
+                <w:webHidden/>
+              </w:rPr>
+            </w:r>
+            <w:r>
+              <w:rPr>
+                <w:noProof/>
+                <w:webHidden/>
+              </w:rPr>
+              <w:fldChar w:fldCharType="separate"/>
+            </w:r>
+            <w:r>
+              <w:rPr>
+                <w:noProof/>
+                <w:webHidden/>
+              </w:rPr>
+              <w:t>8</w:t>
+            </w:r>
+            <w:r>
+              <w:rPr>
+                <w:noProof/>
+                <w:webHidden/>
+              </w:rPr>
+              <w:fldChar w:fldCharType="end"/>
+            </w:r>
+          </w:hyperlink>
+        </w:p>
+        <w:p>
+          <w:pPr>
+            <w:pStyle w:val="TOC2"/>
+            <w:tabs>
+              <w:tab w:val="right" w:leader="dot" w:pos="9350"/>
+            </w:tabs>
+            <w:rPr>
+              <w:rFonts w:eastAsiaTheme="minorEastAsia"/>
+              <w:noProof/>
+              <w:kern w:val="2"/>
+              <w:sz w:val="24"/>
+              <w:szCs w:val="24"/>
+              <w14:ligatures w14:val="standardContextual"/>
+            </w:rPr>
+          </w:pPr>
+          <w:hyperlink w:anchor="_Toc223131331" w:history="1">
+            <w:r>
+              <w:rPr>
+                <w:rStyle w:val="Hyperlink"/>
+                <w:rFonts w:ascii="Times New Roman" w:eastAsia="Calibri Light" w:hAnsi="Times New Roman" w:cs="Times New Roman"/>
+                <w:noProof/>
+              </w:rPr>
+              <w:t>Deliverable 1</w:t>
+            </w:r>
+            <w:r>
+              <w:rPr>
+                <w:noProof/>
+                <w:webHidden/>
+              </w:rPr>
+              <w:tab/>
+            </w:r>
+            <w:r>
+              <w:rPr>
+                <w:noProof/>
+                <w:webHidden/>
+              </w:rPr>
+              <w:fldChar w:fldCharType="begin"/>
+            </w:r>
+            <w:r>
+              <w:rPr>
+                <w:noProof/>
+                <w:webHidden/>
+              </w:rPr>
+              <w:instrText xml:space="preserve"> PAGEREF _Toc223131331 \h </w:instrText>
+            </w:r>
+            <w:r>
+              <w:rPr>
+                <w:noProof/>
+                <w:webHidden/>
+              </w:rPr>
+            </w:r>
+            <w:r>
+              <w:rPr>
+                <w:noProof/>
+                <w:webHidden/>
+              </w:rPr>
+              <w:fldChar w:fldCharType="separate"/>
+            </w:r>
+            <w:r>
+              <w:rPr>
+                <w:noProof/>
+                <w:webHidden/>
+              </w:rPr>
+              <w:t>8</w:t>
+            </w:r>
+            <w:r>
+              <w:rPr>
+                <w:noProof/>
+                <w:webHidden/>
+              </w:rPr>
+              <w:fldChar w:fldCharType="end"/>
+            </w:r>
+          </w:hyperlink>
+        </w:p>
+        <w:p>
+          <w:pPr>
+            <w:pStyle w:val="TOC2"/>
+            <w:tabs>
+              <w:tab w:val="right" w:leader="dot" w:pos="9350"/>
+            </w:tabs>
+            <w:rPr>
+              <w:rFonts w:eastAsiaTheme="minorEastAsia"/>
+              <w:noProof/>
+              <w:kern w:val="2"/>
+              <w:sz w:val="24"/>
+              <w:szCs w:val="24"/>
+              <w14:ligatures w14:val="standardContextual"/>
+            </w:rPr>
+          </w:pPr>
+          <w:hyperlink w:anchor="_Toc223131332" w:history="1">
+            <w:r>
+              <w:rPr>
+                <w:rStyle w:val="Hyperlink"/>
+                <w:rFonts w:ascii="Times New Roman" w:eastAsia="Calibri Light" w:hAnsi="Times New Roman" w:cs="Times New Roman"/>
+                <w:noProof/>
+              </w:rPr>
+              <w:t>Deliverable 2</w:t>
+            </w:r>
+            <w:r>
+              <w:rPr>
+                <w:noProof/>
+                <w:webHidden/>
+              </w:rPr>
+              <w:tab/>
+            </w:r>
+            <w:r>
+              <w:rPr>
+                <w:noProof/>
+                <w:webHidden/>
+              </w:rPr>
+              <w:fldChar w:fldCharType="begin"/>
+            </w:r>
+            <w:r>
+              <w:rPr>
+                <w:noProof/>
+                <w:webHidden/>
+              </w:rPr>
+              <w:instrText xml:space="preserve"> PAGEREF _Toc223131332 \h </w:instrText>
+            </w:r>
+            <w:r>
+              <w:rPr>
+                <w:noProof/>
+                <w:webHidden/>
+              </w:rPr>
+            </w:r>
+            <w:r>
+              <w:rPr>
+                <w:noProof/>
+                <w:webHidden/>
+              </w:rPr>
+              <w:fldChar w:fldCharType="separate"/>
+            </w:r>
+            <w:r>
+              <w:rPr>
+                <w:noProof/>
+                <w:webHidden/>
+              </w:rPr>
+              <w:t>8</w:t>
+            </w:r>
+            <w:r>
+              <w:rPr>
+                <w:noProof/>
+                <w:webHidden/>
+              </w:rPr>
+              <w:fldChar w:fldCharType="end"/>
+            </w:r>
+          </w:hyperlink>
+        </w:p>
+        <w:p>
+          <w:pPr>
+            <w:pStyle w:val="TOC2"/>
+            <w:tabs>
+              <w:tab w:val="right" w:leader="dot" w:pos="9350"/>
+            </w:tabs>
+            <w:rPr>
+              <w:rFonts w:eastAsiaTheme="minorEastAsia"/>
+              <w:noProof/>
+              <w:kern w:val="2"/>
+              <w:sz w:val="24"/>
+              <w:szCs w:val="24"/>
+              <w14:ligatures w14:val="standardContextual"/>
+            </w:rPr>
+          </w:pPr>
+          <w:hyperlink w:anchor="_Toc223131333" w:history="1">
+            <w:r>
+              <w:rPr>
+                <w:rStyle w:val="Hyperlink"/>
+                <w:rFonts w:ascii="Times New Roman" w:eastAsia="Calibri Light" w:hAnsi="Times New Roman" w:cs="Times New Roman"/>
+                <w:noProof/>
+              </w:rPr>
+              <w:t>Deliverable 3</w:t>
+            </w:r>
+            <w:r>
+              <w:rPr>
+                <w:noProof/>
+                <w:webHidden/>
+              </w:rPr>
+              <w:tab/>
+            </w:r>
+            <w:r>
+              <w:rPr>
+                <w:noProof/>
+                <w:webHidden/>
+              </w:rPr>
+              <w:fldChar w:fldCharType="begin"/>
+            </w:r>
+            <w:r>
+              <w:rPr>
+                <w:noProof/>
+                <w:webHidden/>
+              </w:rPr>
+              <w:instrText xml:space="preserve"> PAGEREF _Toc223131333 \h </w:instrText>
+            </w:r>
+            <w:r>
+              <w:rPr>
+                <w:noProof/>
+                <w:webHidden/>
+              </w:rPr>
+            </w:r>
+            <w:r>
+              <w:rPr>
+                <w:noProof/>
+                <w:webHidden/>
+              </w:rPr>
+              <w:fldChar w:fldCharType="separate"/>
+            </w:r>
+            <w:r>
+              <w:rPr>
+                <w:noProof/>
+                <w:webHidden/>
+              </w:rPr>
+              <w:t>8</w:t>
+            </w:r>
+            <w:r>
+              <w:rPr>
+                <w:noProof/>
+                <w:webHidden/>
+              </w:rPr>
+              <w:fldChar w:fldCharType="end"/>
+            </w:r>
+          </w:hyperlink>
+        </w:p>
+        <w:p>
+          <w:pPr>
+            <w:pStyle w:val="TOC2"/>
+            <w:tabs>
+              <w:tab w:val="right" w:leader="dot" w:pos="9350"/>
+            </w:tabs>
+            <w:rPr>
+              <w:rFonts w:eastAsiaTheme="minorEastAsia"/>
+              <w:noProof/>
+              <w:kern w:val="2"/>
+              <w:sz w:val="24"/>
+              <w:szCs w:val="24"/>
+              <w14:ligatures w14:val="standardContextual"/>
+            </w:rPr>
+          </w:pPr>
+          <w:hyperlink w:anchor="_Toc223131334" w:history="1">
+            <w:r>
+              <w:rPr>
+                <w:rStyle w:val="Hyperlink"/>
+                <w:rFonts w:ascii="Times New Roman" w:eastAsia="Calibri Light" w:hAnsi="Times New Roman" w:cs="Times New Roman"/>
+                <w:noProof/>
+              </w:rPr>
+              <w:t>Deliverable 4</w:t>
+            </w:r>
+            <w:r>
+              <w:rPr>
+                <w:noProof/>
+                <w:webHidden/>
+              </w:rPr>
+              <w:tab/>
+            </w:r>
+            <w:r>
+              <w:rPr>
+                <w:noProof/>
+                <w:webHidden/>
+              </w:rPr>
+              <w:fldChar w:fldCharType="begin"/>
+            </w:r>
+            <w:r>
+              <w:rPr>
+                <w:noProof/>
+                <w:webHidden/>
+              </w:rPr>
+              <w:instrText xml:space="preserve"> PAGEREF _Toc223131334 \h </w:instrText>
+            </w:r>
+            <w:r>
+              <w:rPr>
+                <w:noProof/>
+                <w:webHidden/>
+              </w:rPr>
+            </w:r>
+            <w:r>
+              <w:rPr>
+                <w:noProof/>
+                <w:webHidden/>
+              </w:rPr>
+              <w:fldChar w:fldCharType="separate"/>
+            </w:r>
+            <w:r>
+              <w:rPr>
+                <w:noProof/>
+                <w:webHidden/>
+              </w:rPr>
+              <w:t>8</w:t>
+            </w:r>
+            <w:r>
+              <w:rPr>
+                <w:noProof/>
+                <w:webHidden/>
+              </w:rPr>
+              <w:fldChar w:fldCharType="end"/>
+            </w:r>
+          </w:hyperlink>
+        </w:p>
+        <w:p>
+          <w:pPr>
+            <w:pStyle w:val="TOC2"/>
+            <w:tabs>
+              <w:tab w:val="right" w:leader="dot" w:pos="9350"/>
+            </w:tabs>
+            <w:rPr>
+              <w:rFonts w:eastAsiaTheme="minorEastAsia"/>
+              <w:noProof/>
+              <w:kern w:val="2"/>
+              <w:sz w:val="24"/>
+              <w:szCs w:val="24"/>
+              <w14:ligatures w14:val="standardContextual"/>
+            </w:rPr>
+          </w:pPr>
+          <w:hyperlink w:anchor="_Toc223131335" w:history="1">
+            <w:r>
+              <w:rPr>
+                <w:rStyle w:val="Hyperlink"/>
+                <w:rFonts w:ascii="Times New Roman" w:eastAsia="Calibri Light" w:hAnsi="Times New Roman" w:cs="Times New Roman"/>
+                <w:noProof/>
+              </w:rPr>
+              <w:t>Deliverable 5</w:t>
+            </w:r>
+            <w:r>
+              <w:rPr>
+                <w:noProof/>
+                <w:webHidden/>
+              </w:rPr>
+              <w:tab/>
+            </w:r>
+            <w:r>
+              <w:rPr>
+                <w:noProof/>
+                <w:webHidden/>
+              </w:rPr>
+              <w:fldChar w:fldCharType="begin"/>
+            </w:r>
+            <w:r>
+              <w:rPr>
+                <w:noProof/>
+                <w:webHidden/>
+              </w:rPr>
+              <w:instrText xml:space="preserve"> PAGEREF _Toc223131335 \h </w:instrText>
+            </w:r>
+            <w:r>
+              <w:rPr>
+                <w:noProof/>
+                <w:webHidden/>
+              </w:rPr>
+            </w:r>
+            <w:r>
+              <w:rPr>
+                <w:noProof/>
+                <w:webHidden/>
+              </w:rPr>
+              <w:fldChar w:fldCharType="separate"/>
+            </w:r>
+            <w:r>
+              <w:rPr>
+                <w:noProof/>
+                <w:webHidden/>
+              </w:rPr>
+              <w:t>8</w:t>
+            </w:r>
+            <w:r>
+              <w:rPr>
+                <w:noProof/>
+                <w:webHidden/>
+              </w:rPr>
+              <w:fldChar w:fldCharType="end"/>
+            </w:r>
+          </w:hyperlink>
+        </w:p>
+        <w:p>
+          <w:pPr>
+            <w:pStyle w:val="TOC2"/>
+            <w:tabs>
+              <w:tab w:val="right" w:leader="dot" w:pos="9350"/>
+            </w:tabs>
+            <w:rPr>
+              <w:rFonts w:eastAsiaTheme="minorEastAsia"/>
+              <w:noProof/>
+              <w:kern w:val="2"/>
+              <w:sz w:val="24"/>
+              <w:szCs w:val="24"/>
+              <w14:ligatures w14:val="standardContextual"/>
+            </w:rPr>
+          </w:pPr>
+          <w:hyperlink w:anchor="_Toc223131336" w:history="1">
+            <w:r>
+              <w:rPr>
+                <w:rStyle w:val="Hyperlink"/>
+                <w:rFonts w:ascii="Times New Roman" w:eastAsia="Calibri Light" w:hAnsi="Times New Roman" w:cs="Times New Roman"/>
+                <w:noProof/>
+              </w:rPr>
+              <w:t>Deliverable 6</w:t>
+            </w:r>
+            <w:r>
+              <w:rPr>
+                <w:noProof/>
+                <w:webHidden/>
+              </w:rPr>
+              <w:tab/>
+            </w:r>
+            <w:r>
+              <w:rPr>
+                <w:noProof/>
+                <w:webHidden/>
+              </w:rPr>
+              <w:fldChar w:fldCharType="begin"/>
+            </w:r>
+            <w:r>
+              <w:rPr>
+                <w:noProof/>
+                <w:webHidden/>
+              </w:rPr>
+              <w:instrText xml:space="preserve"> PAGEREF _Toc223131336 \h </w:instrText>
             </w:r>
             <w:r>
               <w:rPr>
@@ -1005,17 +1547,19 @@
               <w:rFonts w:eastAsiaTheme="minorEastAsia"/>
               <w:noProof/>
               <w:kern w:val="2"/>
+              <w:sz w:val="24"/>
+              <w:szCs w:val="24"/>
               <w14:ligatures w14:val="standardContextual"/>
             </w:rPr>
           </w:pPr>
-          <w:hyperlink w:anchor="_Toc187403500" w:history="1">
+          <w:hyperlink w:anchor="_Toc223131337" w:history="1">
             <w:r>
               <w:rPr>
                 <w:rStyle w:val="Hyperlink"/>
                 <w:rFonts w:ascii="Times New Roman" w:hAnsi="Times New Roman" w:cs="Times New Roman"/>
                 <w:noProof/>
               </w:rPr>
-              <w:t>Lab Report</w:t>
+              <w:t>Hints</w:t>
             </w:r>
             <w:r>
               <w:rPr>
@@ -1036,7 +1580,7 @@
                 <w:noProof/>
                 <w:webHidden/>
               </w:rPr>
-              <w:instrText xml:space="preserve"> PAGEREF _Toc187403500 \h </w:instrText>
+              <w:instrText xml:space="preserve"> PAGEREF _Toc223131337 \h </w:instrText>
             </w:r>
             <w:r>
               <w:rPr>
@@ -1056,511 +1600,7 @@
                 <w:noProof/>
                 <w:webHidden/>
               </w:rPr>
-              <w:t>8</w:t>
-            </w:r>
-            <w:r>
-              <w:rPr>
-                <w:noProof/>
-                <w:webHidden/>
-              </w:rPr>
-              <w:fldChar w:fldCharType="end"/>
-            </w:r>
-          </w:hyperlink>
-        </w:p>
-        <w:p>
-          <w:pPr>
-            <w:pStyle w:val="TOC2"/>
-            <w:tabs>
-              <w:tab w:val="right" w:leader="dot" w:pos="9350"/>
-            </w:tabs>
-            <w:rPr>
-              <w:rFonts w:eastAsiaTheme="minorEastAsia"/>
-              <w:noProof/>
-              <w:kern w:val="2"/>
-              <w14:ligatures w14:val="standardContextual"/>
-            </w:rPr>
-          </w:pPr>
-          <w:hyperlink w:anchor="_Toc187403501" w:history="1">
-            <w:r>
-              <w:rPr>
-                <w:rStyle w:val="Hyperlink"/>
-                <w:rFonts w:ascii="Times New Roman" w:eastAsia="Calibri Light" w:hAnsi="Times New Roman" w:cs="Times New Roman"/>
-                <w:noProof/>
-              </w:rPr>
-              <w:t>Deliverable 1&amp;2</w:t>
-            </w:r>
-            <w:r>
-              <w:rPr>
-                <w:noProof/>
-                <w:webHidden/>
-              </w:rPr>
-              <w:tab/>
-            </w:r>
-            <w:r>
-              <w:rPr>
-                <w:noProof/>
-                <w:webHidden/>
-              </w:rPr>
-              <w:fldChar w:fldCharType="begin"/>
-            </w:r>
-            <w:r>
-              <w:rPr>
-                <w:noProof/>
-                <w:webHidden/>
-              </w:rPr>
-              <w:instrText xml:space="preserve"> PAGEREF _Toc187403501 \h </w:instrText>
-            </w:r>
-            <w:r>
-              <w:rPr>
-                <w:noProof/>
-                <w:webHidden/>
-              </w:rPr>
-            </w:r>
-            <w:r>
-              <w:rPr>
-                <w:noProof/>
-                <w:webHidden/>
-              </w:rPr>
-              <w:fldChar w:fldCharType="separate"/>
-            </w:r>
-            <w:r>
-              <w:rPr>
-                <w:noProof/>
-                <w:webHidden/>
-              </w:rPr>
-              <w:t>8</w:t>
-            </w:r>
-            <w:r>
-              <w:rPr>
-                <w:noProof/>
-                <w:webHidden/>
-              </w:rPr>
-              <w:fldChar w:fldCharType="end"/>
-            </w:r>
-          </w:hyperlink>
-        </w:p>
-        <w:p>
-          <w:pPr>
-            <w:pStyle w:val="TOC2"/>
-            <w:tabs>
-              <w:tab w:val="right" w:leader="dot" w:pos="9350"/>
-            </w:tabs>
-            <w:rPr>
-              <w:rFonts w:eastAsiaTheme="minorEastAsia"/>
-              <w:noProof/>
-              <w:kern w:val="2"/>
-              <w14:ligatures w14:val="standardContextual"/>
-            </w:rPr>
-          </w:pPr>
-          <w:hyperlink w:anchor="_Toc187403502" w:history="1">
-            <w:r>
-              <w:rPr>
-                <w:rStyle w:val="Hyperlink"/>
-                <w:rFonts w:ascii="Times New Roman" w:eastAsia="Calibri Light" w:hAnsi="Times New Roman" w:cs="Times New Roman"/>
-                <w:noProof/>
-              </w:rPr>
-              <w:t>Deliverable 3</w:t>
-            </w:r>
-            <w:r>
-              <w:rPr>
-                <w:noProof/>
-                <w:webHidden/>
-              </w:rPr>
-              <w:tab/>
-            </w:r>
-            <w:r>
-              <w:rPr>
-                <w:noProof/>
-                <w:webHidden/>
-              </w:rPr>
-              <w:fldChar w:fldCharType="begin"/>
-            </w:r>
-            <w:r>
-              <w:rPr>
-                <w:noProof/>
-                <w:webHidden/>
-              </w:rPr>
-              <w:instrText xml:space="preserve"> PAGEREF _Toc187403502 \h </w:instrText>
-            </w:r>
-            <w:r>
-              <w:rPr>
-                <w:noProof/>
-                <w:webHidden/>
-              </w:rPr>
-            </w:r>
-            <w:r>
-              <w:rPr>
-                <w:noProof/>
-                <w:webHidden/>
-              </w:rPr>
-              <w:fldChar w:fldCharType="separate"/>
-            </w:r>
-            <w:r>
-              <w:rPr>
-                <w:noProof/>
-                <w:webHidden/>
-              </w:rPr>
-              <w:t>8</w:t>
-            </w:r>
-            <w:r>
-              <w:rPr>
-                <w:noProof/>
-                <w:webHidden/>
-              </w:rPr>
-              <w:fldChar w:fldCharType="end"/>
-            </w:r>
-          </w:hyperlink>
-        </w:p>
-        <w:p>
-          <w:pPr>
-            <w:pStyle w:val="TOC2"/>
-            <w:tabs>
-              <w:tab w:val="right" w:leader="dot" w:pos="9350"/>
-            </w:tabs>
-            <w:rPr>
-              <w:rFonts w:eastAsiaTheme="minorEastAsia"/>
-              <w:noProof/>
-              <w:kern w:val="2"/>
-              <w14:ligatures w14:val="standardContextual"/>
-            </w:rPr>
-          </w:pPr>
-          <w:hyperlink w:anchor="_Toc187403503" w:history="1">
-            <w:r>
-              <w:rPr>
-                <w:rStyle w:val="Hyperlink"/>
-                <w:rFonts w:ascii="Times New Roman" w:eastAsia="Calibri Light" w:hAnsi="Times New Roman" w:cs="Times New Roman"/>
-                <w:noProof/>
-              </w:rPr>
-              <w:t>Deliverable 4</w:t>
-            </w:r>
-            <w:r>
-              <w:rPr>
-                <w:noProof/>
-                <w:webHidden/>
-              </w:rPr>
-              <w:tab/>
-            </w:r>
-            <w:r>
-              <w:rPr>
-                <w:noProof/>
-                <w:webHidden/>
-              </w:rPr>
-              <w:fldChar w:fldCharType="begin"/>
-            </w:r>
-            <w:r>
-              <w:rPr>
-                <w:noProof/>
-                <w:webHidden/>
-              </w:rPr>
-              <w:instrText xml:space="preserve"> PAGEREF _Toc187403503 \h </w:instrText>
-            </w:r>
-            <w:r>
-              <w:rPr>
-                <w:noProof/>
-                <w:webHidden/>
-              </w:rPr>
-            </w:r>
-            <w:r>
-              <w:rPr>
-                <w:noProof/>
-                <w:webHidden/>
-              </w:rPr>
-              <w:fldChar w:fldCharType="separate"/>
-            </w:r>
-            <w:r>
-              <w:rPr>
-                <w:noProof/>
-                <w:webHidden/>
-              </w:rPr>
-              <w:t>8</w:t>
-            </w:r>
-            <w:r>
-              <w:rPr>
-                <w:noProof/>
-                <w:webHidden/>
-              </w:rPr>
-              <w:fldChar w:fldCharType="end"/>
-            </w:r>
-          </w:hyperlink>
-        </w:p>
-        <w:p>
-          <w:pPr>
-            <w:pStyle w:val="TOC2"/>
-            <w:tabs>
-              <w:tab w:val="right" w:leader="dot" w:pos="9350"/>
-            </w:tabs>
-            <w:rPr>
-              <w:rFonts w:eastAsiaTheme="minorEastAsia"/>
-              <w:noProof/>
-              <w:kern w:val="2"/>
-              <w14:ligatures w14:val="standardContextual"/>
-            </w:rPr>
-          </w:pPr>
-          <w:hyperlink w:anchor="_Toc187403504" w:history="1">
-            <w:r>
-              <w:rPr>
-                <w:rStyle w:val="Hyperlink"/>
-                <w:rFonts w:ascii="Times New Roman" w:eastAsia="Calibri Light" w:hAnsi="Times New Roman" w:cs="Times New Roman"/>
-                <w:noProof/>
-              </w:rPr>
-              <w:t>Deliverable 5</w:t>
-            </w:r>
-            <w:r>
-              <w:rPr>
-                <w:noProof/>
-                <w:webHidden/>
-              </w:rPr>
-              <w:tab/>
-            </w:r>
-            <w:r>
-              <w:rPr>
-                <w:noProof/>
-                <w:webHidden/>
-              </w:rPr>
-              <w:fldChar w:fldCharType="begin"/>
-            </w:r>
-            <w:r>
-              <w:rPr>
-                <w:noProof/>
-                <w:webHidden/>
-              </w:rPr>
-              <w:instrText xml:space="preserve"> PAGEREF _Toc187403504 \h </w:instrText>
-            </w:r>
-            <w:r>
-              <w:rPr>
-                <w:noProof/>
-                <w:webHidden/>
-              </w:rPr>
-            </w:r>
-            <w:r>
-              <w:rPr>
-                <w:noProof/>
-                <w:webHidden/>
-              </w:rPr>
-              <w:fldChar w:fldCharType="separate"/>
-            </w:r>
-            <w:r>
-              <w:rPr>
-                <w:noProof/>
-                <w:webHidden/>
-              </w:rPr>
-              <w:t>8</w:t>
-            </w:r>
-            <w:r>
-              <w:rPr>
-                <w:noProof/>
-                <w:webHidden/>
-              </w:rPr>
-              <w:fldChar w:fldCharType="end"/>
-            </w:r>
-          </w:hyperlink>
-        </w:p>
-        <w:p>
-          <w:pPr>
-            <w:pStyle w:val="TOC2"/>
-            <w:tabs>
-              <w:tab w:val="right" w:leader="dot" w:pos="9350"/>
-            </w:tabs>
-            <w:rPr>
-              <w:rFonts w:eastAsiaTheme="minorEastAsia"/>
-              <w:noProof/>
-              <w:kern w:val="2"/>
-              <w14:ligatures w14:val="standardContextual"/>
-            </w:rPr>
-          </w:pPr>
-          <w:hyperlink w:anchor="_Toc187403505" w:history="1">
-            <w:r>
-              <w:rPr>
-                <w:rStyle w:val="Hyperlink"/>
-                <w:rFonts w:ascii="Times New Roman" w:eastAsia="Calibri Light" w:hAnsi="Times New Roman" w:cs="Times New Roman"/>
-                <w:noProof/>
-              </w:rPr>
-              <w:t>Deliverable 6 (10pts Extra Credit)</w:t>
-            </w:r>
-            <w:r>
-              <w:rPr>
-                <w:noProof/>
-                <w:webHidden/>
-              </w:rPr>
-              <w:tab/>
-            </w:r>
-            <w:r>
-              <w:rPr>
-                <w:noProof/>
-                <w:webHidden/>
-              </w:rPr>
-              <w:fldChar w:fldCharType="begin"/>
-            </w:r>
-            <w:r>
-              <w:rPr>
-                <w:noProof/>
-                <w:webHidden/>
-              </w:rPr>
-              <w:instrText xml:space="preserve"> PAGEREF _Toc187403505 \h </w:instrText>
-            </w:r>
-            <w:r>
-              <w:rPr>
-                <w:noProof/>
-                <w:webHidden/>
-              </w:rPr>
-            </w:r>
-            <w:r>
-              <w:rPr>
-                <w:noProof/>
-                <w:webHidden/>
-              </w:rPr>
-              <w:fldChar w:fldCharType="separate"/>
-            </w:r>
-            <w:r>
-              <w:rPr>
-                <w:noProof/>
-                <w:webHidden/>
-              </w:rPr>
-              <w:t>8</w:t>
-            </w:r>
-            <w:r>
-              <w:rPr>
-                <w:noProof/>
-                <w:webHidden/>
-              </w:rPr>
-              <w:fldChar w:fldCharType="end"/>
-            </w:r>
-          </w:hyperlink>
-        </w:p>
-        <w:p>
-          <w:pPr>
-            <w:pStyle w:val="TOC2"/>
-            <w:tabs>
-              <w:tab w:val="right" w:leader="dot" w:pos="9350"/>
-            </w:tabs>
-            <w:rPr>
-              <w:rFonts w:eastAsiaTheme="minorEastAsia"/>
-              <w:noProof/>
-              <w:kern w:val="2"/>
-              <w14:ligatures w14:val="standardContextual"/>
-            </w:rPr>
-          </w:pPr>
-          <w:hyperlink w:anchor="_Toc187403506" w:history="1">
-            <w:r>
-              <w:rPr>
-                <w:rStyle w:val="Hyperlink"/>
-                <w:rFonts w:ascii="Times New Roman" w:eastAsia="Calibri Light" w:hAnsi="Times New Roman" w:cs="Times New Roman"/>
-                <w:noProof/>
-              </w:rPr>
-              <w:t>Deliverable 7 (10pts Extra Credit)</w:t>
-            </w:r>
-            <w:r>
-              <w:rPr>
-                <w:noProof/>
-                <w:webHidden/>
-              </w:rPr>
-              <w:tab/>
-            </w:r>
-            <w:r>
-              <w:rPr>
-                <w:noProof/>
-                <w:webHidden/>
-              </w:rPr>
-              <w:fldChar w:fldCharType="begin"/>
-            </w:r>
-            <w:r>
-              <w:rPr>
-                <w:noProof/>
-                <w:webHidden/>
-              </w:rPr>
-              <w:instrText xml:space="preserve"> PAGEREF _Toc187403506 \h </w:instrText>
-            </w:r>
-            <w:r>
-              <w:rPr>
-                <w:noProof/>
-                <w:webHidden/>
-              </w:rPr>
-            </w:r>
-            <w:r>
-              <w:rPr>
-                <w:noProof/>
-                <w:webHidden/>
-              </w:rPr>
-              <w:fldChar w:fldCharType="separate"/>
-            </w:r>
-            <w:r>
-              <w:rPr>
-                <w:noProof/>
-                <w:webHidden/>
-              </w:rPr>
-              <w:t>8</w:t>
-            </w:r>
-            <w:r>
-              <w:rPr>
-                <w:noProof/>
-                <w:webHidden/>
-              </w:rPr>
-              <w:fldChar w:fldCharType="end"/>
-            </w:r>
-          </w:hyperlink>
-        </w:p>
-        <w:p>
-          <w:pPr>
-            <w:pStyle w:val="TOC1"/>
-            <w:tabs>
-              <w:tab w:val="right" w:leader="dot" w:pos="9350"/>
-            </w:tabs>
-            <w:rPr>
-              <w:rFonts w:eastAsiaTheme="minorEastAsia"/>
-              <w:noProof/>
-              <w:kern w:val="2"/>
-              <w14:ligatures w14:val="standardContextual"/>
-            </w:rPr>
-          </w:pPr>
-          <w:hyperlink w:anchor="_Toc187403507" w:history="1">
-            <w:r>
-              <w:rPr>
-                <w:rStyle w:val="Hyperlink"/>
-                <w:rFonts w:ascii="Times New Roman" w:hAnsi="Times New Roman" w:cs="Times New Roman"/>
-                <w:noProof/>
-              </w:rPr>
-              <w:t>Hint (PCB Resources)</w:t>
-            </w:r>
-            <w:r>
-              <w:rPr>
-                <w:noProof/>
-                <w:webHidden/>
-              </w:rPr>
-              <w:tab/>
-            </w:r>
-            <w:r>
-              <w:rPr>
-                <w:noProof/>
-                <w:webHidden/>
-              </w:rPr>
-              <w:fldChar w:fldCharType="begin"/>
-            </w:r>
-            <w:r>
-              <w:rPr>
-                <w:noProof/>
-                <w:webHidden/>
-              </w:rPr>
-              <w:instrText xml:space="preserve"> PAGEREF _Toc187403507 \h </w:instrText>
-            </w:r>
-            <w:r>
-              <w:rPr>
-                <w:noProof/>
-                <w:webHidden/>
-              </w:rPr>
-            </w:r>
-            <w:r>
-              <w:rPr>
-                <w:noProof/>
-                <w:webHidden/>
-              </w:rPr>
-              <w:fldChar w:fldCharType="separate"/>
-            </w:r>
-            <w:r>
-              <w:rPr>
-                <w:noProof/>
-                <w:webHidden/>
-              </w:rPr>
-              <w:t>10</w:t>
+              <w:t>9</w:t>
             </w:r>
             <w:r>
               <w:rPr>
@@ -1634,7 +1674,7 @@
         </w:rPr>
       </w:pPr>
       <w:bookmarkStart w:id="1" w:name="_Toc1895099844"/>
-      <w:bookmarkStart w:id="2" w:name="_Toc187403489"/>
+      <w:bookmarkStart w:id="2" w:name="_Toc223131319"/>
       <w:r>
         <w:rPr>
           <w:rFonts w:ascii="Times New Roman" w:hAnsi="Times New Roman" w:cs="Times New Roman"/>
@@ -1680,7 +1720,7 @@
         </w:rPr>
       </w:pPr>
       <w:bookmarkStart w:id="3" w:name="_Toc1442963024"/>
-      <w:bookmarkStart w:id="4" w:name="_Toc187403490"/>
+      <w:bookmarkStart w:id="4" w:name="_Toc223131320"/>
       <w:r>
         <w:rPr>
           <w:rFonts w:ascii="Times New Roman" w:hAnsi="Times New Roman" w:cs="Times New Roman"/>
@@ -1745,7 +1785,7 @@
           <w:rFonts w:ascii="Times New Roman" w:eastAsia="Calibri Light" w:hAnsi="Times New Roman" w:cs="Times New Roman"/>
         </w:rPr>
       </w:pPr>
-      <w:bookmarkStart w:id="5" w:name="_Toc187403491"/>
+      <w:bookmarkStart w:id="5" w:name="_Toc223131321"/>
       <w:r>
         <w:rPr>
           <w:rFonts w:ascii="Times New Roman" w:eastAsia="Calibri Light" w:hAnsi="Times New Roman" w:cs="Times New Roman"/>
@@ -1801,7 +1841,7 @@
           <w:rFonts w:ascii="Times New Roman" w:eastAsia="Calibri Light" w:hAnsi="Times New Roman" w:cs="Times New Roman"/>
         </w:rPr>
       </w:pPr>
-      <w:bookmarkStart w:id="6" w:name="_Toc187403493"/>
+      <w:bookmarkStart w:id="6" w:name="_Toc223131322"/>
       <w:r>
         <w:rPr>
           <w:rFonts w:ascii="Times New Roman" w:eastAsia="Calibri Light" w:hAnsi="Times New Roman" w:cs="Times New Roman"/>
@@ -1902,7 +1942,7 @@
           <w:rFonts w:ascii="Times New Roman" w:hAnsi="Times New Roman" w:cs="Times New Roman"/>
         </w:rPr>
       </w:pPr>
-      <w:bookmarkStart w:id="7" w:name="_Toc187403494"/>
+      <w:bookmarkStart w:id="7" w:name="_Toc223131323"/>
       <w:r>
         <w:rPr>
           <w:rFonts w:ascii="Times New Roman" w:hAnsi="Times New Roman" w:cs="Times New Roman"/>
@@ -2094,7 +2134,7 @@
         </w:rPr>
       </w:pPr>
       <w:bookmarkStart w:id="8" w:name="_Toc296125329"/>
-      <w:bookmarkStart w:id="9" w:name="_Toc187403495"/>
+      <w:bookmarkStart w:id="9" w:name="_Toc223131324"/>
       <w:r>
         <w:rPr>
           <w:rFonts w:ascii="Times New Roman" w:hAnsi="Times New Roman" w:cs="Times New Roman"/>
@@ -2185,7 +2225,7 @@
         </w:rPr>
       </w:pPr>
       <w:bookmarkStart w:id="10" w:name="_Toc120423229"/>
-      <w:bookmarkStart w:id="11" w:name="_Toc187403496"/>
+      <w:bookmarkStart w:id="11" w:name="_Toc223131325"/>
       <w:r>
         <w:rPr>
           <w:rFonts w:ascii="Times New Roman" w:hAnsi="Times New Roman" w:cs="Times New Roman"/>
@@ -2468,7 +2508,7 @@
           <w:noProof/>
         </w:rPr>
         <w:drawing>
-          <wp:inline distT="0" distB="0" distL="0" distR="0" wp14:anchorId="73BB9321" wp14:editId="55E7D91D">
+          <wp:inline distT="0" distB="0" distL="0" distR="0" wp14:anchorId="73BB9321" wp14:editId="53E61C11">
             <wp:extent cx="6191250" cy="3547070"/>
             <wp:effectExtent l="0" t="0" r="0" b="0"/>
             <wp:docPr id="1741629311" name="Picture 1741629311"/>
@@ -2644,6 +2684,7 @@
         </w:rPr>
       </w:pPr>
       <w:bookmarkStart w:id="12" w:name="_Toc202438771"/>
+      <w:bookmarkStart w:id="13" w:name="_Toc223131326"/>
       <w:r>
         <w:rPr>
           <w:rFonts w:ascii="Times New Roman" w:hAnsi="Times New Roman" w:cs="Times New Roman"/>
@@ -2657,6 +2698,7 @@
         <w:t>Deliverables</w:t>
       </w:r>
       <w:bookmarkEnd w:id="12"/>
+      <w:bookmarkEnd w:id="13"/>
     </w:p>
     <w:p>
       <w:pPr>
@@ -2709,13 +2751,7 @@
         <w:rPr>
           <w:rFonts w:ascii="Times New Roman" w:hAnsi="Times New Roman" w:cs="Times New Roman"/>
         </w:rPr>
-        <w:t>Updated</w:t>
-      </w:r>
-      <w:r>
-        <w:rPr>
-          <w:rFonts w:ascii="Times New Roman" w:hAnsi="Times New Roman" w:cs="Times New Roman"/>
-        </w:rPr>
-        <w:t xml:space="preserve"> </w:t>
+        <w:t xml:space="preserve">Updated </w:t>
       </w:r>
       <w:r>
         <w:rPr>
@@ -2731,16 +2767,16 @@
           <w:rFonts w:ascii="Times New Roman" w:hAnsi="Times New Roman" w:cs="Times New Roman"/>
         </w:rPr>
       </w:pPr>
-      <w:bookmarkStart w:id="13" w:name="_Toc531647478"/>
-      <w:bookmarkStart w:id="14" w:name="_Toc187403497"/>
+      <w:bookmarkStart w:id="14" w:name="_Toc531647478"/>
+      <w:bookmarkStart w:id="15" w:name="_Toc223131327"/>
       <w:r>
         <w:rPr>
           <w:rFonts w:ascii="Times New Roman" w:hAnsi="Times New Roman" w:cs="Times New Roman"/>
         </w:rPr>
         <w:t>Procedure</w:t>
       </w:r>
-      <w:bookmarkEnd w:id="13"/>
       <w:bookmarkEnd w:id="14"/>
+      <w:bookmarkEnd w:id="15"/>
     </w:p>
     <w:p>
       <w:pPr>
@@ -3642,8 +3678,8 @@
           <w:rFonts w:ascii="Times New Roman" w:hAnsi="Times New Roman" w:cs="Times New Roman"/>
         </w:rPr>
       </w:pPr>
-      <w:bookmarkStart w:id="15" w:name="_Toc977208272"/>
-      <w:bookmarkStart w:id="16" w:name="_Toc187403498"/>
+      <w:bookmarkStart w:id="16" w:name="_Toc977208272"/>
+      <w:bookmarkStart w:id="17" w:name="_Toc223131328"/>
       <w:r>
         <w:rPr>
           <w:rFonts w:ascii="Times New Roman" w:hAnsi="Times New Roman" w:cs="Times New Roman"/>
@@ -3657,8 +3693,8 @@
         </w:rPr>
         <w:t>Checkout</w:t>
       </w:r>
-      <w:bookmarkEnd w:id="15"/>
       <w:bookmarkEnd w:id="16"/>
+      <w:bookmarkEnd w:id="17"/>
     </w:p>
     <w:p>
       <w:pPr>
@@ -3849,16 +3885,16 @@
           <w:rFonts w:ascii="Times New Roman" w:hAnsi="Times New Roman" w:cs="Times New Roman"/>
         </w:rPr>
       </w:pPr>
-      <w:bookmarkStart w:id="17" w:name="_Toc160492869"/>
-      <w:bookmarkStart w:id="18" w:name="_Toc187403499"/>
+      <w:bookmarkStart w:id="18" w:name="_Toc160492869"/>
+      <w:bookmarkStart w:id="19" w:name="_Toc223131329"/>
       <w:r>
         <w:rPr>
           <w:rFonts w:ascii="Times New Roman" w:hAnsi="Times New Roman" w:cs="Times New Roman"/>
         </w:rPr>
         <w:t>TA and Professor Review</w:t>
       </w:r>
-      <w:bookmarkEnd w:id="17"/>
       <w:bookmarkEnd w:id="18"/>
+      <w:bookmarkEnd w:id="19"/>
     </w:p>
     <w:p>
       <w:pPr>
@@ -3868,8 +3904,7 @@
           <w:iCs/>
         </w:rPr>
       </w:pPr>
-      <w:bookmarkStart w:id="19" w:name="_Toc780818015"/>
-      <w:bookmarkStart w:id="20" w:name="_Toc187403500"/>
+      <w:bookmarkStart w:id="20" w:name="_Toc780818015"/>
       <w:r>
         <w:rPr>
           <w:rFonts w:ascii="Times New Roman" w:hAnsi="Times New Roman" w:cs="Times New Roman"/>
@@ -3886,7 +3921,7 @@
         </w:rPr>
         <w:t xml:space="preserve">tudents shall submit </w:t>
       </w:r>
-      <w:proofErr w:type="gramStart"/>
+      <w:proofErr w:type="spellStart"/>
       <w:r>
         <w:rPr>
           <w:rFonts w:ascii="Times New Roman" w:hAnsi="Times New Roman" w:cs="Times New Roman"/>
@@ -3895,6 +3930,7 @@
         </w:rPr>
         <w:t>KiCad</w:t>
       </w:r>
+      <w:proofErr w:type="spellEnd"/>
       <w:r>
         <w:rPr>
           <w:rFonts w:ascii="Times New Roman" w:hAnsi="Times New Roman" w:cs="Times New Roman"/>
@@ -3918,25 +3954,25 @@
           <w:i/>
           <w:iCs/>
         </w:rPr>
-        <w:t>kicad</w:t>
-      </w:r>
-      <w:proofErr w:type="gramEnd"/>
+        <w:t>kicad_pro</w:t>
+      </w:r>
+      <w:proofErr w:type="spellEnd"/>
       <w:r>
         <w:rPr>
           <w:rFonts w:ascii="Times New Roman" w:hAnsi="Times New Roman" w:cs="Times New Roman"/>
           <w:i/>
           <w:iCs/>
         </w:rPr>
-        <w:t>_</w:t>
-      </w:r>
-      <w:proofErr w:type="gramStart"/>
+        <w:t xml:space="preserve"> .</w:t>
+      </w:r>
+      <w:proofErr w:type="spellStart"/>
       <w:r>
         <w:rPr>
           <w:rFonts w:ascii="Times New Roman" w:hAnsi="Times New Roman" w:cs="Times New Roman"/>
           <w:i/>
           <w:iCs/>
         </w:rPr>
-        <w:t>pro</w:t>
+        <w:t>kicad_sch</w:t>
       </w:r>
       <w:proofErr w:type="spellEnd"/>
       <w:r>
@@ -3945,7 +3981,7 @@
           <w:i/>
           <w:iCs/>
         </w:rPr>
-        <w:t xml:space="preserve"> .</w:t>
+        <w:t xml:space="preserve"> and </w:t>
       </w:r>
       <w:proofErr w:type="spellStart"/>
       <w:r>
@@ -3954,43 +3990,42 @@
           <w:i/>
           <w:iCs/>
         </w:rPr>
-        <w:t>kicad</w:t>
-      </w:r>
-      <w:proofErr w:type="gramEnd"/>
+        <w:t>kicad_pcb</w:t>
+      </w:r>
+      <w:proofErr w:type="spellEnd"/>
       <w:r>
         <w:rPr>
           <w:rFonts w:ascii="Times New Roman" w:hAnsi="Times New Roman" w:cs="Times New Roman"/>
           <w:i/>
           <w:iCs/>
         </w:rPr>
-        <w:t>_sch</w:t>
-      </w:r>
-      <w:proofErr w:type="spellEnd"/>
+        <w:t xml:space="preserve"> files</w:t>
+      </w:r>
       <w:r>
         <w:rPr>
           <w:rFonts w:ascii="Times New Roman" w:hAnsi="Times New Roman" w:cs="Times New Roman"/>
           <w:i/>
           <w:iCs/>
         </w:rPr>
-        <w:t xml:space="preserve"> and </w:t>
-      </w:r>
-      <w:proofErr w:type="spellStart"/>
+        <w:t xml:space="preserve"> to </w:t>
+      </w:r>
+      <w:bookmarkStart w:id="21" w:name="_Hlk160494382"/>
       <w:r>
         <w:rPr>
           <w:rFonts w:ascii="Times New Roman" w:hAnsi="Times New Roman" w:cs="Times New Roman"/>
           <w:i/>
           <w:iCs/>
         </w:rPr>
-        <w:t>kicad_pcb</w:t>
-      </w:r>
-      <w:proofErr w:type="spellEnd"/>
+        <w:t>GitHub</w:t>
+      </w:r>
+      <w:bookmarkEnd w:id="21"/>
       <w:r>
         <w:rPr>
           <w:rFonts w:ascii="Times New Roman" w:hAnsi="Times New Roman" w:cs="Times New Roman"/>
           <w:i/>
           <w:iCs/>
         </w:rPr>
-        <w:t xml:space="preserve"> files</w:t>
+        <w:t>.</w:t>
       </w:r>
       <w:r>
         <w:rPr>
@@ -3998,32 +4033,6 @@
           <w:i/>
           <w:iCs/>
         </w:rPr>
-        <w:t xml:space="preserve"> to </w:t>
-      </w:r>
-      <w:bookmarkStart w:id="21" w:name="_Hlk160494382"/>
-      <w:r>
-        <w:rPr>
-          <w:rFonts w:ascii="Times New Roman" w:hAnsi="Times New Roman" w:cs="Times New Roman"/>
-          <w:i/>
-          <w:iCs/>
-        </w:rPr>
-        <w:t>GitHub</w:t>
-      </w:r>
-      <w:bookmarkEnd w:id="21"/>
-      <w:r>
-        <w:rPr>
-          <w:rFonts w:ascii="Times New Roman" w:hAnsi="Times New Roman" w:cs="Times New Roman"/>
-          <w:i/>
-          <w:iCs/>
-        </w:rPr>
-        <w:t>.</w:t>
-      </w:r>
-      <w:r>
-        <w:rPr>
-          <w:rFonts w:ascii="Times New Roman" w:hAnsi="Times New Roman" w:cs="Times New Roman"/>
-          <w:i/>
-          <w:iCs/>
-        </w:rPr>
         <w:t xml:space="preserve"> See syllabus for due dates</w:t>
       </w:r>
     </w:p>
@@ -4034,14 +4043,15 @@
           <w:rFonts w:ascii="Times New Roman" w:hAnsi="Times New Roman" w:cs="Times New Roman"/>
         </w:rPr>
       </w:pPr>
+      <w:bookmarkStart w:id="22" w:name="_Toc223131330"/>
       <w:r>
         <w:rPr>
           <w:rFonts w:ascii="Times New Roman" w:hAnsi="Times New Roman" w:cs="Times New Roman"/>
         </w:rPr>
         <w:t>Lab Report</w:t>
       </w:r>
-      <w:bookmarkEnd w:id="19"/>
       <w:bookmarkEnd w:id="20"/>
+      <w:bookmarkEnd w:id="22"/>
     </w:p>
     <w:p>
       <w:pPr>
@@ -4052,8 +4062,8 @@
           <w:szCs w:val="25"/>
         </w:rPr>
       </w:pPr>
-      <w:bookmarkStart w:id="22" w:name="_Toc187403501"/>
       <w:bookmarkStart w:id="23" w:name="_Toc202438783"/>
+      <w:bookmarkStart w:id="24" w:name="_Toc223131331"/>
       <w:r>
         <w:rPr>
           <w:rFonts w:ascii="Times New Roman" w:eastAsia="Calibri Light" w:hAnsi="Times New Roman" w:cs="Times New Roman"/>
@@ -4063,6 +4073,7 @@
         <w:t>Deliverable 1</w:t>
       </w:r>
       <w:bookmarkEnd w:id="23"/>
+      <w:bookmarkEnd w:id="24"/>
     </w:p>
     <w:p>
       <w:pPr>
@@ -4074,19 +4085,7 @@
         <w:rPr>
           <w:rFonts w:ascii="Times New Roman" w:hAnsi="Times New Roman" w:cs="Times New Roman"/>
         </w:rPr>
-        <w:t>Updated Requirements Document</w:t>
-      </w:r>
-      <w:r>
-        <w:rPr>
-          <w:rFonts w:ascii="Times New Roman" w:hAnsi="Times New Roman" w:cs="Times New Roman"/>
-        </w:rPr>
-        <w:t xml:space="preserve"> </w:t>
-      </w:r>
-      <w:r>
-        <w:rPr>
-          <w:rFonts w:ascii="Times New Roman" w:hAnsi="Times New Roman" w:cs="Times New Roman"/>
-        </w:rPr>
-        <w:t>including a Data flow graph and Call graph.</w:t>
+        <w:t>Updated Requirements Document including a Data flow graph and Call graph.</w:t>
       </w:r>
     </w:p>
     <w:p>
@@ -4098,6 +4097,7 @@
           <w:szCs w:val="25"/>
         </w:rPr>
       </w:pPr>
+      <w:bookmarkStart w:id="25" w:name="_Toc223131332"/>
       <w:r>
         <w:rPr>
           <w:rFonts w:ascii="Times New Roman" w:eastAsia="Calibri Light" w:hAnsi="Times New Roman" w:cs="Times New Roman"/>
@@ -4106,7 +4106,6 @@
         </w:rPr>
         <w:t xml:space="preserve">Deliverable </w:t>
       </w:r>
-      <w:bookmarkEnd w:id="22"/>
       <w:r>
         <w:rPr>
           <w:rFonts w:ascii="Times New Roman" w:eastAsia="Calibri Light" w:hAnsi="Times New Roman" w:cs="Times New Roman"/>
@@ -4115,6 +4114,7 @@
         </w:rPr>
         <w:t>2</w:t>
       </w:r>
+      <w:bookmarkEnd w:id="25"/>
     </w:p>
     <w:p>
       <w:pPr>
@@ -4192,10 +4192,10 @@
           <w:szCs w:val="25"/>
         </w:rPr>
       </w:pPr>
-      <w:bookmarkStart w:id="24" w:name="_Toc160494437"/>
-      <w:bookmarkStart w:id="25" w:name="_Toc187403502"/>
-      <w:bookmarkStart w:id="26" w:name="_Hlk160494448"/>
-      <w:bookmarkStart w:id="27" w:name="_Toc202438785"/>
+      <w:bookmarkStart w:id="26" w:name="_Toc202438785"/>
+      <w:bookmarkStart w:id="27" w:name="_Hlk160494448"/>
+      <w:bookmarkStart w:id="28" w:name="_Toc160494437"/>
+      <w:bookmarkStart w:id="29" w:name="_Toc223131333"/>
       <w:r>
         <w:rPr>
           <w:rFonts w:ascii="Times New Roman" w:eastAsia="Calibri Light" w:hAnsi="Times New Roman" w:cs="Times New Roman"/>
@@ -4204,7 +4204,8 @@
         </w:rPr>
         <w:t>Deliverable 3</w:t>
       </w:r>
-      <w:bookmarkEnd w:id="27"/>
+      <w:bookmarkEnd w:id="26"/>
+      <w:bookmarkEnd w:id="29"/>
     </w:p>
     <w:p>
       <w:pPr>
@@ -4212,19 +4213,13 @@
           <w:rFonts w:ascii="Times New Roman" w:hAnsi="Times New Roman" w:cs="Times New Roman"/>
         </w:rPr>
       </w:pPr>
-      <w:bookmarkStart w:id="28" w:name="_Hlk160494493"/>
-      <w:bookmarkEnd w:id="26"/>
-      <w:r>
-        <w:rPr>
-          <w:rFonts w:ascii="Times New Roman" w:hAnsi="Times New Roman" w:cs="Times New Roman"/>
-        </w:rPr>
-        <w:t>Final</w:t>
-      </w:r>
-      <w:r>
-        <w:rPr>
-          <w:rFonts w:ascii="Times New Roman" w:hAnsi="Times New Roman" w:cs="Times New Roman"/>
-        </w:rPr>
-        <w:t xml:space="preserve"> BOM. </w:t>
+      <w:bookmarkStart w:id="30" w:name="_Hlk160494493"/>
+      <w:bookmarkEnd w:id="27"/>
+      <w:r>
+        <w:rPr>
+          <w:rFonts w:ascii="Times New Roman" w:hAnsi="Times New Roman" w:cs="Times New Roman"/>
+        </w:rPr>
+        <w:t xml:space="preserve">Final BOM. </w:t>
       </w:r>
       <w:r>
         <w:rPr>
@@ -4248,13 +4243,12 @@
           <w:szCs w:val="25"/>
         </w:rPr>
       </w:pPr>
-      <w:bookmarkStart w:id="29" w:name="_Hlk160494447"/>
-      <w:bookmarkStart w:id="30" w:name="_Toc160494438"/>
-      <w:bookmarkStart w:id="31" w:name="_Toc187403503"/>
-      <w:bookmarkStart w:id="32" w:name="_Toc202438788"/>
-      <w:bookmarkEnd w:id="24"/>
-      <w:bookmarkEnd w:id="25"/>
+      <w:bookmarkStart w:id="31" w:name="_Toc202438788"/>
+      <w:bookmarkStart w:id="32" w:name="_Hlk160494447"/>
+      <w:bookmarkStart w:id="33" w:name="_Toc160494438"/>
+      <w:bookmarkStart w:id="34" w:name="_Toc223131334"/>
       <w:bookmarkEnd w:id="28"/>
+      <w:bookmarkEnd w:id="30"/>
       <w:r>
         <w:rPr>
           <w:rFonts w:ascii="Times New Roman" w:eastAsia="Calibri Light" w:hAnsi="Times New Roman" w:cs="Times New Roman"/>
@@ -4271,6 +4265,7 @@
         </w:rPr>
         <w:t>4</w:t>
       </w:r>
+      <w:bookmarkEnd w:id="34"/>
     </w:p>
     <w:p>
       <w:pPr>
@@ -4296,7 +4291,7 @@
         </w:rPr>
         <w:t xml:space="preserve">out </w:t>
       </w:r>
-      <w:bookmarkStart w:id="33" w:name="_Hlk202444983"/>
+      <w:bookmarkStart w:id="35" w:name="_Hlk202444983"/>
       <w:r>
         <w:rPr>
           <w:rFonts w:ascii="Times New Roman" w:hAnsi="Times New Roman" w:cs="Times New Roman"/>
@@ -4319,15 +4314,9 @@
         <w:rPr>
           <w:rFonts w:ascii="Times New Roman" w:hAnsi="Times New Roman" w:cs="Times New Roman"/>
         </w:rPr>
-        <w:t xml:space="preserve"> of the PCB showing all components are the correct size and the PCB fits in the box (Figure 7A.2 and Figure 7B.7)</w:t>
-      </w:r>
-      <w:r>
-        <w:rPr>
-          <w:rFonts w:ascii="Times New Roman" w:hAnsi="Times New Roman" w:cs="Times New Roman"/>
-        </w:rPr>
-        <w:t xml:space="preserve">. </w:t>
-      </w:r>
-      <w:bookmarkEnd w:id="33"/>
+        <w:t xml:space="preserve"> of the PCB showing all components are the correct size and the PCB fits in the box (Figure 7A.2 and Figure 7B.7). </w:t>
+      </w:r>
+      <w:bookmarkEnd w:id="35"/>
     </w:p>
     <w:p>
       <w:pPr>
@@ -4338,7 +4327,8 @@
           <w:szCs w:val="25"/>
         </w:rPr>
       </w:pPr>
-      <w:bookmarkStart w:id="34" w:name="_Hlk202443116"/>
+      <w:bookmarkStart w:id="36" w:name="_Hlk202443116"/>
+      <w:bookmarkStart w:id="37" w:name="_Toc223131335"/>
       <w:r>
         <w:rPr>
           <w:rFonts w:ascii="Times New Roman" w:eastAsia="Calibri Light" w:hAnsi="Times New Roman" w:cs="Times New Roman"/>
@@ -4355,6 +4345,7 @@
         </w:rPr>
         <w:t>5</w:t>
       </w:r>
+      <w:bookmarkEnd w:id="37"/>
     </w:p>
     <w:p>
       <w:pPr>
@@ -4366,16 +4357,9 @@
         <w:rPr>
           <w:rFonts w:ascii="Times New Roman" w:hAnsi="Times New Roman" w:cs="Times New Roman"/>
         </w:rPr>
-        <w:t>Integration</w:t>
-      </w:r>
-      <w:r>
-        <w:rPr>
-          <w:rFonts w:ascii="Times New Roman" w:hAnsi="Times New Roman" w:cs="Times New Roman"/>
-        </w:rPr>
-        <w:t xml:space="preserve"> test code. </w:t>
+        <w:t xml:space="preserve">Integration test code. </w:t>
       </w:r>
     </w:p>
-    <w:bookmarkEnd w:id="34"/>
     <w:p>
       <w:pPr>
         <w:pStyle w:val="Heading2"/>
@@ -4385,6 +4369,8 @@
           <w:szCs w:val="25"/>
         </w:rPr>
       </w:pPr>
+      <w:bookmarkStart w:id="38" w:name="_Toc223131336"/>
+      <w:bookmarkEnd w:id="36"/>
       <w:r>
         <w:rPr>
           <w:rFonts w:ascii="Times New Roman" w:eastAsia="Calibri Light" w:hAnsi="Times New Roman" w:cs="Times New Roman"/>
@@ -4393,7 +4379,7 @@
         </w:rPr>
         <w:t xml:space="preserve">Deliverable </w:t>
       </w:r>
-      <w:bookmarkEnd w:id="32"/>
+      <w:bookmarkEnd w:id="31"/>
       <w:r>
         <w:rPr>
           <w:rFonts w:ascii="Times New Roman" w:eastAsia="Calibri Light" w:hAnsi="Times New Roman" w:cs="Times New Roman"/>
@@ -4402,6 +4388,7 @@
         </w:rPr>
         <w:t>6</w:t>
       </w:r>
+      <w:bookmarkEnd w:id="38"/>
     </w:p>
     <w:p>
       <w:pPr>
@@ -4431,101 +4418,11 @@
         <w:rPr>
           <w:rFonts w:ascii="Times New Roman" w:hAnsi="Times New Roman" w:cs="Times New Roman"/>
         </w:rPr>
-        <w:t xml:space="preserve"> Integration</w:t>
-      </w:r>
-      <w:r>
-        <w:rPr>
-          <w:rFonts w:ascii="Times New Roman" w:hAnsi="Times New Roman" w:cs="Times New Roman"/>
-        </w:rPr>
-        <w:t xml:space="preserve"> test code </w:t>
-      </w:r>
-      <w:r>
-        <w:rPr>
-          <w:rFonts w:ascii="Times New Roman" w:hAnsi="Times New Roman" w:cs="Times New Roman"/>
-        </w:rPr>
-        <w:t>showing all modules run at the same time</w:t>
-      </w:r>
-      <w:r>
-        <w:rPr>
-          <w:rFonts w:ascii="Times New Roman" w:hAnsi="Times New Roman" w:cs="Times New Roman"/>
-        </w:rPr>
-        <w:t xml:space="preserve">. </w:t>
+        <w:t xml:space="preserve"> Integration test code showing all modules run at the same time. </w:t>
       </w:r>
     </w:p>
-    <w:p>
-      <w:pPr>
-        <w:pStyle w:val="Heading2"/>
-        <w:rPr>
-          <w:rFonts w:ascii="Times New Roman" w:eastAsia="Calibri Light" w:hAnsi="Times New Roman" w:cs="Times New Roman"/>
-          <w:sz w:val="25"/>
-          <w:szCs w:val="25"/>
-        </w:rPr>
-      </w:pPr>
-      <w:bookmarkStart w:id="35" w:name="_Toc160494442"/>
-      <w:bookmarkStart w:id="36" w:name="_Toc187403506"/>
-      <w:bookmarkStart w:id="37" w:name="_Toc202438791"/>
-      <w:bookmarkEnd w:id="29"/>
-      <w:bookmarkEnd w:id="30"/>
-      <w:bookmarkEnd w:id="31"/>
-      <w:r>
-        <w:rPr>
-          <w:rFonts w:ascii="Times New Roman" w:eastAsia="Calibri Light" w:hAnsi="Times New Roman" w:cs="Times New Roman"/>
-          <w:sz w:val="25"/>
-          <w:szCs w:val="25"/>
-        </w:rPr>
-        <w:t xml:space="preserve">Deliverable </w:t>
-      </w:r>
-      <w:r>
-        <w:rPr>
-          <w:rFonts w:ascii="Times New Roman" w:eastAsia="Calibri Light" w:hAnsi="Times New Roman" w:cs="Times New Roman"/>
-          <w:sz w:val="25"/>
-          <w:szCs w:val="25"/>
-        </w:rPr>
-        <w:t>7</w:t>
-      </w:r>
-      <w:r>
-        <w:rPr>
-          <w:rFonts w:ascii="Times New Roman" w:eastAsia="Calibri Light" w:hAnsi="Times New Roman" w:cs="Times New Roman"/>
-          <w:sz w:val="25"/>
-          <w:szCs w:val="25"/>
-        </w:rPr>
-        <w:t xml:space="preserve"> (10pts Extra Credit)</w:t>
-      </w:r>
-      <w:bookmarkEnd w:id="37"/>
-    </w:p>
-    <w:p>
-      <w:pPr>
-        <w:rPr>
-          <w:rFonts w:ascii="Times New Roman" w:hAnsi="Times New Roman" w:cs="Times New Roman"/>
-        </w:rPr>
-      </w:pPr>
-      <w:r>
-        <w:rPr>
-          <w:rFonts w:ascii="Times New Roman" w:hAnsi="Times New Roman" w:cs="Times New Roman"/>
-        </w:rPr>
-        <w:t>Use a TM4C123 chip in your design in addition to the launchpad. You will need to add the component to the PCB like in Lab 6. You will need to ensure that it is Launchpad redundant (e.g. if the chip fails, the LaunchPad can be plugged in and used). One way to make it redundant is to add headers to the PCB where jumper can be run from the launchpad to the PCB. This extra credit will be applied to lab 1</w:t>
-      </w:r>
-      <w:r>
-        <w:rPr>
-          <w:rFonts w:ascii="Times New Roman" w:hAnsi="Times New Roman" w:cs="Times New Roman"/>
-        </w:rPr>
-        <w:t>0</w:t>
-      </w:r>
-      <w:r>
-        <w:rPr>
-          <w:rFonts w:ascii="Times New Roman" w:hAnsi="Times New Roman" w:cs="Times New Roman"/>
-        </w:rPr>
-        <w:t xml:space="preserve"> if the chip works</w:t>
-      </w:r>
-      <w:r>
-        <w:rPr>
-          <w:rFonts w:ascii="Times New Roman" w:hAnsi="Times New Roman" w:cs="Times New Roman"/>
-        </w:rPr>
-        <w:t>.</w:t>
-      </w:r>
-    </w:p>
-    <w:bookmarkEnd w:id="35"/>
-    <w:bookmarkEnd w:id="36"/>
+    <w:bookmarkEnd w:id="32"/>
+    <w:bookmarkEnd w:id="33"/>
     <w:p>
       <w:pPr>
         <w:rPr>
@@ -4548,7 +4445,7 @@
           <w:szCs w:val="26"/>
         </w:rPr>
       </w:pPr>
-      <w:bookmarkStart w:id="38" w:name="_Toc187403507"/>
+      <w:bookmarkStart w:id="39" w:name="_Toc223131337"/>
       <w:r>
         <w:rPr>
           <w:rFonts w:ascii="Times New Roman" w:hAnsi="Times New Roman" w:cs="Times New Roman"/>
@@ -4562,13 +4459,13 @@
         </w:rPr>
         <w:t>s</w:t>
       </w:r>
+      <w:bookmarkEnd w:id="39"/>
       <w:r>
         <w:rPr>
           <w:rFonts w:ascii="Times New Roman" w:hAnsi="Times New Roman" w:cs="Times New Roman"/>
         </w:rPr>
         <w:t xml:space="preserve"> </w:t>
       </w:r>
-      <w:bookmarkEnd w:id="38"/>
     </w:p>
     <w:p>
       <w:pPr>
@@ -4615,21 +4512,7 @@
         <w:rPr>
           <w:rFonts w:ascii="Times New Roman" w:hAnsi="Times New Roman" w:cs="Times New Roman"/>
         </w:rPr>
-        <w:t xml:space="preserve">Lab 7B hint: KiCad has a feature that </w:t>
-      </w:r>
-      <w:proofErr w:type="gramStart"/>
-      <w:r>
-        <w:rPr>
-          <w:rFonts w:ascii="Times New Roman" w:hAnsi="Times New Roman" w:cs="Times New Roman"/>
-        </w:rPr>
-        <w:t>allows for</w:t>
-      </w:r>
-      <w:proofErr w:type="gramEnd"/>
-      <w:r>
-        <w:rPr>
-          <w:rFonts w:ascii="Times New Roman" w:hAnsi="Times New Roman" w:cs="Times New Roman"/>
-        </w:rPr>
-        <w:t xml:space="preserve"> ground planes (copper pour). WE DO NOT ALLOW you to use this feature. Ground planes are useful for high frequency and/or low noise systems. The ground plane makes it much harder to visually see what wire connects to what pin, it makes it much harder to cut/add traces in Lab 10 to fix mistakes, and it makes it harder to create good solder joints without using a high-temperature soldering iron.</w:t>
+        <w:t>Lab 7B hint: KiCad has a feature that allows for ground planes (copper pour). WE DO NOT ALLOW you to use this feature. Ground planes are useful for high frequency and/or low noise systems. The ground plane makes it much harder to visually see what wire connects to what pin, it makes it much harder to cut/add traces in Lab 10 to fix mistakes, and it makes it harder to create good solder joints without using a high-temperature soldering iron.</w:t>
       </w:r>
     </w:p>
     <w:p>
@@ -4986,19 +4869,7 @@
             <w:rPr>
               <w:rFonts w:ascii="Times New Roman" w:hAnsi="Times New Roman" w:cs="Times New Roman"/>
             </w:rPr>
-            <w:t>Fall</w:t>
-          </w:r>
-          <w:r>
-            <w:rPr>
-              <w:rFonts w:ascii="Times New Roman" w:hAnsi="Times New Roman" w:cs="Times New Roman"/>
-            </w:rPr>
-            <w:t xml:space="preserve"> 202</w:t>
-          </w:r>
-          <w:r>
-            <w:rPr>
-              <w:rFonts w:ascii="Times New Roman" w:hAnsi="Times New Roman" w:cs="Times New Roman"/>
-            </w:rPr>
-            <w:t>5</w:t>
+            <w:t>Spring 2026</w:t>
           </w:r>
         </w:p>
       </w:tc>

--- a/Lab07B.docx
+++ b/Lab07B.docx
@@ -69,7 +69,7 @@
         <w:rPr>
           <w:rFonts w:ascii="Times New Roman" w:hAnsi="Times New Roman" w:cs="Times New Roman"/>
         </w:rPr>
-        <w:t>4</w:t>
+        <w:t>6</w:t>
       </w:r>
       <w:r>
         <w:rPr>
@@ -92,7 +92,7 @@
           <w:rFonts w:ascii="Times New Roman" w:hAnsi="Times New Roman" w:cs="Times New Roman"/>
         </w:rPr>
       </w:pPr>
-      <w:bookmarkStart w:id="0" w:name="_Toc223131318"/>
+      <w:bookmarkStart w:id="0" w:name="_Toc234578763"/>
       <w:r>
         <w:rPr>
           <w:rFonts w:ascii="Times New Roman" w:hAnsi="Times New Roman" w:cs="Times New Roman"/>
@@ -146,7 +146,7 @@
             </w:rPr>
             <w:fldChar w:fldCharType="separate"/>
           </w:r>
-          <w:hyperlink w:anchor="_Toc223131318" w:history="1">
+          <w:hyperlink w:anchor="_Toc234578763" w:history="1">
             <w:r>
               <w:rPr>
                 <w:rStyle w:val="Hyperlink"/>
@@ -174,7 +174,7 @@
                 <w:noProof/>
                 <w:webHidden/>
               </w:rPr>
-              <w:instrText xml:space="preserve"> PAGEREF _Toc223131318 \h </w:instrText>
+              <w:instrText xml:space="preserve"> PAGEREF _Toc234578763 \h </w:instrText>
             </w:r>
             <w:r>
               <w:rPr>
@@ -220,7 +220,7 @@
               <w14:ligatures w14:val="standardContextual"/>
             </w:rPr>
           </w:pPr>
-          <w:hyperlink w:anchor="_Toc223131319" w:history="1">
+          <w:hyperlink w:anchor="_Toc234578764" w:history="1">
             <w:r>
               <w:rPr>
                 <w:rStyle w:val="Hyperlink"/>
@@ -248,7 +248,7 @@
                 <w:noProof/>
                 <w:webHidden/>
               </w:rPr>
-              <w:instrText xml:space="preserve"> PAGEREF _Toc223131319 \h </w:instrText>
+              <w:instrText xml:space="preserve"> PAGEREF _Toc234578764 \h </w:instrText>
             </w:r>
             <w:r>
               <w:rPr>
@@ -294,7 +294,7 @@
               <w14:ligatures w14:val="standardContextual"/>
             </w:rPr>
           </w:pPr>
-          <w:hyperlink w:anchor="_Toc223131320" w:history="1">
+          <w:hyperlink w:anchor="_Toc234578765" w:history="1">
             <w:r>
               <w:rPr>
                 <w:rStyle w:val="Hyperlink"/>
@@ -322,7 +322,7 @@
                 <w:noProof/>
                 <w:webHidden/>
               </w:rPr>
-              <w:instrText xml:space="preserve"> PAGEREF _Toc223131320 \h </w:instrText>
+              <w:instrText xml:space="preserve"> PAGEREF _Toc234578765 \h </w:instrText>
             </w:r>
             <w:r>
               <w:rPr>
@@ -368,7 +368,7 @@
               <w14:ligatures w14:val="standardContextual"/>
             </w:rPr>
           </w:pPr>
-          <w:hyperlink w:anchor="_Toc223131321" w:history="1">
+          <w:hyperlink w:anchor="_Toc234578766" w:history="1">
             <w:r>
               <w:rPr>
                 <w:rStyle w:val="Hyperlink"/>
@@ -396,7 +396,7 @@
                 <w:noProof/>
                 <w:webHidden/>
               </w:rPr>
-              <w:instrText xml:space="preserve"> PAGEREF _Toc223131321 \h </w:instrText>
+              <w:instrText xml:space="preserve"> PAGEREF _Toc234578766 \h </w:instrText>
             </w:r>
             <w:r>
               <w:rPr>
@@ -442,7 +442,7 @@
               <w14:ligatures w14:val="standardContextual"/>
             </w:rPr>
           </w:pPr>
-          <w:hyperlink w:anchor="_Toc223131322" w:history="1">
+          <w:hyperlink w:anchor="_Toc234578767" w:history="1">
             <w:r>
               <w:rPr>
                 <w:rStyle w:val="Hyperlink"/>
@@ -470,7 +470,7 @@
                 <w:noProof/>
                 <w:webHidden/>
               </w:rPr>
-              <w:instrText xml:space="preserve"> PAGEREF _Toc223131322 \h </w:instrText>
+              <w:instrText xml:space="preserve"> PAGEREF _Toc234578767 \h </w:instrText>
             </w:r>
             <w:r>
               <w:rPr>
@@ -516,7 +516,7 @@
               <w14:ligatures w14:val="standardContextual"/>
             </w:rPr>
           </w:pPr>
-          <w:hyperlink w:anchor="_Toc223131323" w:history="1">
+          <w:hyperlink w:anchor="_Toc234578768" w:history="1">
             <w:r>
               <w:rPr>
                 <w:rStyle w:val="Hyperlink"/>
@@ -544,7 +544,7 @@
                 <w:noProof/>
                 <w:webHidden/>
               </w:rPr>
-              <w:instrText xml:space="preserve"> PAGEREF _Toc223131323 \h </w:instrText>
+              <w:instrText xml:space="preserve"> PAGEREF _Toc234578768 \h </w:instrText>
             </w:r>
             <w:r>
               <w:rPr>
@@ -590,7 +590,7 @@
               <w14:ligatures w14:val="standardContextual"/>
             </w:rPr>
           </w:pPr>
-          <w:hyperlink w:anchor="_Toc223131324" w:history="1">
+          <w:hyperlink w:anchor="_Toc234578769" w:history="1">
             <w:r>
               <w:rPr>
                 <w:rStyle w:val="Hyperlink"/>
@@ -618,7 +618,7 @@
                 <w:noProof/>
                 <w:webHidden/>
               </w:rPr>
-              <w:instrText xml:space="preserve"> PAGEREF _Toc223131324 \h </w:instrText>
+              <w:instrText xml:space="preserve"> PAGEREF _Toc234578769 \h </w:instrText>
             </w:r>
             <w:r>
               <w:rPr>
@@ -664,7 +664,7 @@
               <w14:ligatures w14:val="standardContextual"/>
             </w:rPr>
           </w:pPr>
-          <w:hyperlink w:anchor="_Toc223131325" w:history="1">
+          <w:hyperlink w:anchor="_Toc234578770" w:history="1">
             <w:r>
               <w:rPr>
                 <w:rStyle w:val="Hyperlink"/>
@@ -692,7 +692,7 @@
                 <w:noProof/>
                 <w:webHidden/>
               </w:rPr>
-              <w:instrText xml:space="preserve"> PAGEREF _Toc223131325 \h </w:instrText>
+              <w:instrText xml:space="preserve"> PAGEREF _Toc234578770 \h </w:instrText>
             </w:r>
             <w:r>
               <w:rPr>
@@ -738,7 +738,7 @@
               <w14:ligatures w14:val="standardContextual"/>
             </w:rPr>
           </w:pPr>
-          <w:hyperlink w:anchor="_Toc223131326" w:history="1">
+          <w:hyperlink w:anchor="_Toc234578771" w:history="1">
             <w:r>
               <w:rPr>
                 <w:rStyle w:val="Hyperlink"/>
@@ -766,7 +766,7 @@
                 <w:noProof/>
                 <w:webHidden/>
               </w:rPr>
-              <w:instrText xml:space="preserve"> PAGEREF _Toc223131326 \h </w:instrText>
+              <w:instrText xml:space="preserve"> PAGEREF _Toc234578771 \h </w:instrText>
             </w:r>
             <w:r>
               <w:rPr>
@@ -812,7 +812,7 @@
               <w14:ligatures w14:val="standardContextual"/>
             </w:rPr>
           </w:pPr>
-          <w:hyperlink w:anchor="_Toc223131327" w:history="1">
+          <w:hyperlink w:anchor="_Toc234578772" w:history="1">
             <w:r>
               <w:rPr>
                 <w:rStyle w:val="Hyperlink"/>
@@ -840,7 +840,7 @@
                 <w:noProof/>
                 <w:webHidden/>
               </w:rPr>
-              <w:instrText xml:space="preserve"> PAGEREF _Toc223131327 \h </w:instrText>
+              <w:instrText xml:space="preserve"> PAGEREF _Toc234578772 \h </w:instrText>
             </w:r>
             <w:r>
               <w:rPr>
@@ -886,7 +886,7 @@
               <w14:ligatures w14:val="standardContextual"/>
             </w:rPr>
           </w:pPr>
-          <w:hyperlink w:anchor="_Toc223131328" w:history="1">
+          <w:hyperlink w:anchor="_Toc234578773" w:history="1">
             <w:r>
               <w:rPr>
                 <w:rStyle w:val="Hyperlink"/>
@@ -914,7 +914,7 @@
                 <w:noProof/>
                 <w:webHidden/>
               </w:rPr>
-              <w:instrText xml:space="preserve"> PAGEREF _Toc223131328 \h </w:instrText>
+              <w:instrText xml:space="preserve"> PAGEREF _Toc234578773 \h </w:instrText>
             </w:r>
             <w:r>
               <w:rPr>
@@ -960,7 +960,7 @@
               <w14:ligatures w14:val="standardContextual"/>
             </w:rPr>
           </w:pPr>
-          <w:hyperlink w:anchor="_Toc223131329" w:history="1">
+          <w:hyperlink w:anchor="_Toc234578774" w:history="1">
             <w:r>
               <w:rPr>
                 <w:rStyle w:val="Hyperlink"/>
@@ -988,7 +988,7 @@
                 <w:noProof/>
                 <w:webHidden/>
               </w:rPr>
-              <w:instrText xml:space="preserve"> PAGEREF _Toc223131329 \h </w:instrText>
+              <w:instrText xml:space="preserve"> PAGEREF _Toc234578774 \h </w:instrText>
             </w:r>
             <w:r>
               <w:rPr>
@@ -1034,7 +1034,7 @@
               <w14:ligatures w14:val="standardContextual"/>
             </w:rPr>
           </w:pPr>
-          <w:hyperlink w:anchor="_Toc223131330" w:history="1">
+          <w:hyperlink w:anchor="_Toc234578775" w:history="1">
             <w:r>
               <w:rPr>
                 <w:rStyle w:val="Hyperlink"/>
@@ -1062,7 +1062,7 @@
                 <w:noProof/>
                 <w:webHidden/>
               </w:rPr>
-              <w:instrText xml:space="preserve"> PAGEREF _Toc223131330 \h </w:instrText>
+              <w:instrText xml:space="preserve"> PAGEREF _Toc234578775 \h </w:instrText>
             </w:r>
             <w:r>
               <w:rPr>
@@ -1108,7 +1108,7 @@
               <w14:ligatures w14:val="standardContextual"/>
             </w:rPr>
           </w:pPr>
-          <w:hyperlink w:anchor="_Toc223131331" w:history="1">
+          <w:hyperlink w:anchor="_Toc234578776" w:history="1">
             <w:r>
               <w:rPr>
                 <w:rStyle w:val="Hyperlink"/>
@@ -1136,7 +1136,7 @@
                 <w:noProof/>
                 <w:webHidden/>
               </w:rPr>
-              <w:instrText xml:space="preserve"> PAGEREF _Toc223131331 \h </w:instrText>
+              <w:instrText xml:space="preserve"> PAGEREF _Toc234578776 \h </w:instrText>
             </w:r>
             <w:r>
               <w:rPr>
@@ -1182,7 +1182,7 @@
               <w14:ligatures w14:val="standardContextual"/>
             </w:rPr>
           </w:pPr>
-          <w:hyperlink w:anchor="_Toc223131332" w:history="1">
+          <w:hyperlink w:anchor="_Toc234578777" w:history="1">
             <w:r>
               <w:rPr>
                 <w:rStyle w:val="Hyperlink"/>
@@ -1210,7 +1210,7 @@
                 <w:noProof/>
                 <w:webHidden/>
               </w:rPr>
-              <w:instrText xml:space="preserve"> PAGEREF _Toc223131332 \h </w:instrText>
+              <w:instrText xml:space="preserve"> PAGEREF _Toc234578777 \h </w:instrText>
             </w:r>
             <w:r>
               <w:rPr>
@@ -1256,7 +1256,7 @@
               <w14:ligatures w14:val="standardContextual"/>
             </w:rPr>
           </w:pPr>
-          <w:hyperlink w:anchor="_Toc223131333" w:history="1">
+          <w:hyperlink w:anchor="_Toc234578778" w:history="1">
             <w:r>
               <w:rPr>
                 <w:rStyle w:val="Hyperlink"/>
@@ -1284,7 +1284,7 @@
                 <w:noProof/>
                 <w:webHidden/>
               </w:rPr>
-              <w:instrText xml:space="preserve"> PAGEREF _Toc223131333 \h </w:instrText>
+              <w:instrText xml:space="preserve"> PAGEREF _Toc234578778 \h </w:instrText>
             </w:r>
             <w:r>
               <w:rPr>
@@ -1330,7 +1330,7 @@
               <w14:ligatures w14:val="standardContextual"/>
             </w:rPr>
           </w:pPr>
-          <w:hyperlink w:anchor="_Toc223131334" w:history="1">
+          <w:hyperlink w:anchor="_Toc234578779" w:history="1">
             <w:r>
               <w:rPr>
                 <w:rStyle w:val="Hyperlink"/>
@@ -1358,7 +1358,7 @@
                 <w:noProof/>
                 <w:webHidden/>
               </w:rPr>
-              <w:instrText xml:space="preserve"> PAGEREF _Toc223131334 \h </w:instrText>
+              <w:instrText xml:space="preserve"> PAGEREF _Toc234578779 \h </w:instrText>
             </w:r>
             <w:r>
               <w:rPr>
@@ -1404,7 +1404,7 @@
               <w14:ligatures w14:val="standardContextual"/>
             </w:rPr>
           </w:pPr>
-          <w:hyperlink w:anchor="_Toc223131335" w:history="1">
+          <w:hyperlink w:anchor="_Toc234578780" w:history="1">
             <w:r>
               <w:rPr>
                 <w:rStyle w:val="Hyperlink"/>
@@ -1432,7 +1432,7 @@
                 <w:noProof/>
                 <w:webHidden/>
               </w:rPr>
-              <w:instrText xml:space="preserve"> PAGEREF _Toc223131335 \h </w:instrText>
+              <w:instrText xml:space="preserve"> PAGEREF _Toc234578780 \h </w:instrText>
             </w:r>
             <w:r>
               <w:rPr>
@@ -1478,7 +1478,7 @@
               <w14:ligatures w14:val="standardContextual"/>
             </w:rPr>
           </w:pPr>
-          <w:hyperlink w:anchor="_Toc223131336" w:history="1">
+          <w:hyperlink w:anchor="_Toc234578781" w:history="1">
             <w:r>
               <w:rPr>
                 <w:rStyle w:val="Hyperlink"/>
@@ -1506,7 +1506,82 @@
                 <w:noProof/>
                 <w:webHidden/>
               </w:rPr>
-              <w:instrText xml:space="preserve"> PAGEREF _Toc223131336 \h </w:instrText>
+              <w:instrText xml:space="preserve"> PAGEREF _Toc234578781 \h </w:instrText>
+            </w:r>
+            <w:r>
+              <w:rPr>
+                <w:noProof/>
+                <w:webHidden/>
+              </w:rPr>
+            </w:r>
+            <w:r>
+              <w:rPr>
+                <w:noProof/>
+                <w:webHidden/>
+              </w:rPr>
+              <w:fldChar w:fldCharType="separate"/>
+            </w:r>
+            <w:r>
+              <w:rPr>
+                <w:noProof/>
+                <w:webHidden/>
+              </w:rPr>
+              <w:t>8</w:t>
+            </w:r>
+            <w:r>
+              <w:rPr>
+                <w:noProof/>
+                <w:webHidden/>
+              </w:rPr>
+              <w:fldChar w:fldCharType="end"/>
+            </w:r>
+          </w:hyperlink>
+        </w:p>
+        <w:p>
+          <w:pPr>
+            <w:pStyle w:val="TOC2"/>
+            <w:tabs>
+              <w:tab w:val="right" w:leader="dot" w:pos="9350"/>
+            </w:tabs>
+            <w:rPr>
+              <w:rFonts w:eastAsiaTheme="minorEastAsia"/>
+              <w:noProof/>
+              <w:kern w:val="2"/>
+              <w:sz w:val="24"/>
+              <w:szCs w:val="24"/>
+              <w14:ligatures w14:val="standardContextual"/>
+            </w:rPr>
+          </w:pPr>
+          <w:hyperlink w:anchor="_Toc234578782" w:history="1">
+            <w:r>
+              <w:rPr>
+                <w:rStyle w:val="Hyperlink"/>
+                <w:rFonts w:ascii="Times New Roman" w:eastAsia="Calibri Light" w:hAnsi="Times New Roman" w:cs="Times New Roman"/>
+                <w:strike/>
+                <w:noProof/>
+              </w:rPr>
+              <w:t>Deliverable 7 (10pts Extra Credit)</w:t>
+            </w:r>
+            <w:r>
+              <w:rPr>
+                <w:noProof/>
+                <w:webHidden/>
+              </w:rPr>
+              <w:tab/>
+            </w:r>
+            <w:r>
+              <w:rPr>
+                <w:noProof/>
+                <w:webHidden/>
+              </w:rPr>
+              <w:fldChar w:fldCharType="begin"/>
+            </w:r>
+            <w:r>
+              <w:rPr>
+                <w:noProof/>
+                <w:webHidden/>
+              </w:rPr>
+              <w:instrText xml:space="preserve"> PAGEREF _Toc234578782 \h </w:instrText>
             </w:r>
             <w:r>
               <w:rPr>
@@ -1552,7 +1627,7 @@
               <w14:ligatures w14:val="standardContextual"/>
             </w:rPr>
           </w:pPr>
-          <w:hyperlink w:anchor="_Toc223131337" w:history="1">
+          <w:hyperlink w:anchor="_Toc234578783" w:history="1">
             <w:r>
               <w:rPr>
                 <w:rStyle w:val="Hyperlink"/>
@@ -1580,7 +1655,7 @@
                 <w:noProof/>
                 <w:webHidden/>
               </w:rPr>
-              <w:instrText xml:space="preserve"> PAGEREF _Toc223131337 \h </w:instrText>
+              <w:instrText xml:space="preserve"> PAGEREF _Toc234578783 \h </w:instrText>
             </w:r>
             <w:r>
               <w:rPr>
@@ -1674,7 +1749,7 @@
         </w:rPr>
       </w:pPr>
       <w:bookmarkStart w:id="1" w:name="_Toc1895099844"/>
-      <w:bookmarkStart w:id="2" w:name="_Toc223131319"/>
+      <w:bookmarkStart w:id="2" w:name="_Toc234578764"/>
       <w:r>
         <w:rPr>
           <w:rFonts w:ascii="Times New Roman" w:hAnsi="Times New Roman" w:cs="Times New Roman"/>
@@ -1720,7 +1795,7 @@
         </w:rPr>
       </w:pPr>
       <w:bookmarkStart w:id="3" w:name="_Toc1442963024"/>
-      <w:bookmarkStart w:id="4" w:name="_Toc223131320"/>
+      <w:bookmarkStart w:id="4" w:name="_Toc234578765"/>
       <w:r>
         <w:rPr>
           <w:rFonts w:ascii="Times New Roman" w:hAnsi="Times New Roman" w:cs="Times New Roman"/>
@@ -1785,7 +1860,7 @@
           <w:rFonts w:ascii="Times New Roman" w:eastAsia="Calibri Light" w:hAnsi="Times New Roman" w:cs="Times New Roman"/>
         </w:rPr>
       </w:pPr>
-      <w:bookmarkStart w:id="5" w:name="_Toc223131321"/>
+      <w:bookmarkStart w:id="5" w:name="_Toc234578766"/>
       <w:r>
         <w:rPr>
           <w:rFonts w:ascii="Times New Roman" w:eastAsia="Calibri Light" w:hAnsi="Times New Roman" w:cs="Times New Roman"/>
@@ -1841,7 +1916,7 @@
           <w:rFonts w:ascii="Times New Roman" w:eastAsia="Calibri Light" w:hAnsi="Times New Roman" w:cs="Times New Roman"/>
         </w:rPr>
       </w:pPr>
-      <w:bookmarkStart w:id="6" w:name="_Toc223131322"/>
+      <w:bookmarkStart w:id="6" w:name="_Toc234578767"/>
       <w:r>
         <w:rPr>
           <w:rFonts w:ascii="Times New Roman" w:eastAsia="Calibri Light" w:hAnsi="Times New Roman" w:cs="Times New Roman"/>
@@ -1942,7 +2017,7 @@
           <w:rFonts w:ascii="Times New Roman" w:hAnsi="Times New Roman" w:cs="Times New Roman"/>
         </w:rPr>
       </w:pPr>
-      <w:bookmarkStart w:id="7" w:name="_Toc223131323"/>
+      <w:bookmarkStart w:id="7" w:name="_Toc234578768"/>
       <w:r>
         <w:rPr>
           <w:rFonts w:ascii="Times New Roman" w:hAnsi="Times New Roman" w:cs="Times New Roman"/>
@@ -2134,7 +2209,7 @@
         </w:rPr>
       </w:pPr>
       <w:bookmarkStart w:id="8" w:name="_Toc296125329"/>
-      <w:bookmarkStart w:id="9" w:name="_Toc223131324"/>
+      <w:bookmarkStart w:id="9" w:name="_Toc234578769"/>
       <w:r>
         <w:rPr>
           <w:rFonts w:ascii="Times New Roman" w:hAnsi="Times New Roman" w:cs="Times New Roman"/>
@@ -2225,7 +2300,7 @@
         </w:rPr>
       </w:pPr>
       <w:bookmarkStart w:id="10" w:name="_Toc120423229"/>
-      <w:bookmarkStart w:id="11" w:name="_Toc223131325"/>
+      <w:bookmarkStart w:id="11" w:name="_Toc234578770"/>
       <w:r>
         <w:rPr>
           <w:rFonts w:ascii="Times New Roman" w:hAnsi="Times New Roman" w:cs="Times New Roman"/>
@@ -2256,7 +2331,7 @@
         <w:rPr>
           <w:rFonts w:ascii="Times New Roman" w:hAnsi="Times New Roman" w:cs="Times New Roman"/>
         </w:rPr>
-        <w:t>Even if you are using the TM4C LaunchPad, you still are required to have a regulator.</w:t>
+        <w:t>Even if you are using the LaunchPad, you still are required to have a regulator.</w:t>
       </w:r>
       <w:r>
         <w:rPr>
@@ -2487,6 +2562,30 @@
         <w:rPr>
           <w:rFonts w:ascii="Times New Roman" w:hAnsi="Times New Roman" w:cs="Times New Roman"/>
         </w:rPr>
+        <w:t xml:space="preserve"> and the pin assignments in </w:t>
+      </w:r>
+      <w:r>
+        <w:rPr>
+          <w:rFonts w:ascii="Times New Roman" w:hAnsi="Times New Roman"/>
+          <w:b/>
+          <w:bCs/>
+          <w:color w:val="000000"/>
+          <w:szCs w:val="24"/>
+        </w:rPr>
+        <w:t>MSPM0_Pins_Assignments.xlsx</w:t>
+      </w:r>
+      <w:r>
+        <w:rPr>
+          <w:rFonts w:ascii="Times New Roman" w:hAnsi="Times New Roman"/>
+          <w:color w:val="000000"/>
+          <w:szCs w:val="24"/>
+        </w:rPr>
+        <w:t xml:space="preserve"> are correct</w:t>
+      </w:r>
+      <w:r>
+        <w:rPr>
+          <w:rFonts w:ascii="Times New Roman" w:hAnsi="Times New Roman" w:cs="Times New Roman"/>
+        </w:rPr>
         <w:t xml:space="preserve"> (BEFORE YOU BEGIN ADDING TRACES)</w:t>
       </w:r>
       <w:r>
@@ -2508,7 +2607,7 @@
           <w:noProof/>
         </w:rPr>
         <w:drawing>
-          <wp:inline distT="0" distB="0" distL="0" distR="0" wp14:anchorId="73BB9321" wp14:editId="53E61C11">
+          <wp:inline distT="0" distB="0" distL="0" distR="0" wp14:anchorId="73BB9321" wp14:editId="70EEA1E8">
             <wp:extent cx="6191250" cy="3547070"/>
             <wp:effectExtent l="0" t="0" r="0" b="0"/>
             <wp:docPr id="1741629311" name="Picture 1741629311"/>
@@ -2684,7 +2783,7 @@
         </w:rPr>
       </w:pPr>
       <w:bookmarkStart w:id="12" w:name="_Toc202438771"/>
-      <w:bookmarkStart w:id="13" w:name="_Toc223131326"/>
+      <w:bookmarkStart w:id="13" w:name="_Toc234578771"/>
       <w:r>
         <w:rPr>
           <w:rFonts w:ascii="Times New Roman" w:hAnsi="Times New Roman" w:cs="Times New Roman"/>
@@ -2768,7 +2867,7 @@
         </w:rPr>
       </w:pPr>
       <w:bookmarkStart w:id="14" w:name="_Toc531647478"/>
-      <w:bookmarkStart w:id="15" w:name="_Toc223131327"/>
+      <w:bookmarkStart w:id="15" w:name="_Toc234578772"/>
       <w:r>
         <w:rPr>
           <w:rFonts w:ascii="Times New Roman" w:hAnsi="Times New Roman" w:cs="Times New Roman"/>
@@ -2887,7 +2986,7 @@
         <w:rPr>
           <w:rFonts w:ascii="Times New Roman" w:hAnsi="Times New Roman" w:cs="Times New Roman"/>
         </w:rPr>
-        <w:t>5</w:t>
+        <w:t>6</w:t>
       </w:r>
       <w:r>
         <w:rPr>
@@ -3679,7 +3778,7 @@
         </w:rPr>
       </w:pPr>
       <w:bookmarkStart w:id="16" w:name="_Toc977208272"/>
-      <w:bookmarkStart w:id="17" w:name="_Toc223131328"/>
+      <w:bookmarkStart w:id="17" w:name="_Toc234578773"/>
       <w:r>
         <w:rPr>
           <w:rFonts w:ascii="Times New Roman" w:hAnsi="Times New Roman" w:cs="Times New Roman"/>
@@ -3886,7 +3985,7 @@
         </w:rPr>
       </w:pPr>
       <w:bookmarkStart w:id="18" w:name="_Toc160492869"/>
-      <w:bookmarkStart w:id="19" w:name="_Toc223131329"/>
+      <w:bookmarkStart w:id="19" w:name="_Toc234578774"/>
       <w:r>
         <w:rPr>
           <w:rFonts w:ascii="Times New Roman" w:hAnsi="Times New Roman" w:cs="Times New Roman"/>
@@ -3921,7 +4020,6 @@
         </w:rPr>
         <w:t xml:space="preserve">tudents shall submit </w:t>
       </w:r>
-      <w:proofErr w:type="spellStart"/>
       <w:r>
         <w:rPr>
           <w:rFonts w:ascii="Times New Roman" w:hAnsi="Times New Roman" w:cs="Times New Roman"/>
@@ -3930,7 +4028,6 @@
         </w:rPr>
         <w:t>KiCad</w:t>
       </w:r>
-      <w:proofErr w:type="spellEnd"/>
       <w:r>
         <w:rPr>
           <w:rFonts w:ascii="Times New Roman" w:hAnsi="Times New Roman" w:cs="Times New Roman"/>
@@ -4043,7 +4140,7 @@
           <w:rFonts w:ascii="Times New Roman" w:hAnsi="Times New Roman" w:cs="Times New Roman"/>
         </w:rPr>
       </w:pPr>
-      <w:bookmarkStart w:id="22" w:name="_Toc223131330"/>
+      <w:bookmarkStart w:id="22" w:name="_Toc234578775"/>
       <w:r>
         <w:rPr>
           <w:rFonts w:ascii="Times New Roman" w:hAnsi="Times New Roman" w:cs="Times New Roman"/>
@@ -4063,7 +4160,7 @@
         </w:rPr>
       </w:pPr>
       <w:bookmarkStart w:id="23" w:name="_Toc202438783"/>
-      <w:bookmarkStart w:id="24" w:name="_Toc223131331"/>
+      <w:bookmarkStart w:id="24" w:name="_Toc234578776"/>
       <w:r>
         <w:rPr>
           <w:rFonts w:ascii="Times New Roman" w:eastAsia="Calibri Light" w:hAnsi="Times New Roman" w:cs="Times New Roman"/>
@@ -4097,7 +4194,7 @@
           <w:szCs w:val="25"/>
         </w:rPr>
       </w:pPr>
-      <w:bookmarkStart w:id="25" w:name="_Toc223131332"/>
+      <w:bookmarkStart w:id="25" w:name="_Toc234578777"/>
       <w:r>
         <w:rPr>
           <w:rFonts w:ascii="Times New Roman" w:eastAsia="Calibri Light" w:hAnsi="Times New Roman" w:cs="Times New Roman"/>
@@ -4195,7 +4292,7 @@
       <w:bookmarkStart w:id="26" w:name="_Toc202438785"/>
       <w:bookmarkStart w:id="27" w:name="_Hlk160494448"/>
       <w:bookmarkStart w:id="28" w:name="_Toc160494437"/>
-      <w:bookmarkStart w:id="29" w:name="_Toc223131333"/>
+      <w:bookmarkStart w:id="29" w:name="_Toc234578778"/>
       <w:r>
         <w:rPr>
           <w:rFonts w:ascii="Times New Roman" w:eastAsia="Calibri Light" w:hAnsi="Times New Roman" w:cs="Times New Roman"/>
@@ -4219,7 +4316,29 @@
         <w:rPr>
           <w:rFonts w:ascii="Times New Roman" w:hAnsi="Times New Roman" w:cs="Times New Roman"/>
         </w:rPr>
-        <w:t xml:space="preserve">Final BOM. </w:t>
+        <w:t>Final BOM</w:t>
+      </w:r>
+      <w:r>
+        <w:rPr>
+          <w:rFonts w:ascii="Times New Roman" w:hAnsi="Times New Roman" w:cs="Times New Roman"/>
+        </w:rPr>
+        <w:t xml:space="preserve"> tab in </w:t>
+      </w:r>
+      <w:r>
+        <w:rPr>
+          <w:rFonts w:ascii="Times New Roman" w:hAnsi="Times New Roman"/>
+          <w:b/>
+          <w:bCs/>
+          <w:color w:val="000000"/>
+          <w:szCs w:val="24"/>
+        </w:rPr>
+        <w:t>MSPM0_Pins_Assignments.xlsx</w:t>
+      </w:r>
+      <w:r>
+        <w:rPr>
+          <w:rFonts w:ascii="Times New Roman" w:hAnsi="Times New Roman" w:cs="Times New Roman"/>
+        </w:rPr>
+        <w:t xml:space="preserve">. </w:t>
       </w:r>
       <w:r>
         <w:rPr>
@@ -4246,7 +4365,7 @@
       <w:bookmarkStart w:id="31" w:name="_Toc202438788"/>
       <w:bookmarkStart w:id="32" w:name="_Hlk160494447"/>
       <w:bookmarkStart w:id="33" w:name="_Toc160494438"/>
-      <w:bookmarkStart w:id="34" w:name="_Toc223131334"/>
+      <w:bookmarkStart w:id="34" w:name="_Toc234578779"/>
       <w:bookmarkEnd w:id="28"/>
       <w:bookmarkEnd w:id="30"/>
       <w:r>
@@ -4328,7 +4447,7 @@
         </w:rPr>
       </w:pPr>
       <w:bookmarkStart w:id="36" w:name="_Hlk202443116"/>
-      <w:bookmarkStart w:id="37" w:name="_Toc223131335"/>
+      <w:bookmarkStart w:id="37" w:name="_Toc234578780"/>
       <w:r>
         <w:rPr>
           <w:rFonts w:ascii="Times New Roman" w:eastAsia="Calibri Light" w:hAnsi="Times New Roman" w:cs="Times New Roman"/>
@@ -4369,7 +4488,7 @@
           <w:szCs w:val="25"/>
         </w:rPr>
       </w:pPr>
-      <w:bookmarkStart w:id="38" w:name="_Toc223131336"/>
+      <w:bookmarkStart w:id="38" w:name="_Toc234578781"/>
       <w:bookmarkEnd w:id="36"/>
       <w:r>
         <w:rPr>
@@ -4421,8 +4540,90 @@
         <w:t xml:space="preserve"> Integration test code showing all modules run at the same time. </w:t>
       </w:r>
     </w:p>
-    <w:bookmarkEnd w:id="32"/>
-    <w:bookmarkEnd w:id="33"/>
+    <w:p>
+      <w:pPr>
+        <w:pStyle w:val="Heading2"/>
+        <w:rPr>
+          <w:rFonts w:ascii="Times New Roman" w:eastAsia="Calibri Light" w:hAnsi="Times New Roman" w:cs="Times New Roman"/>
+          <w:strike/>
+          <w:sz w:val="25"/>
+          <w:szCs w:val="25"/>
+        </w:rPr>
+      </w:pPr>
+      <w:bookmarkStart w:id="39" w:name="_Toc202438791"/>
+      <w:bookmarkStart w:id="40" w:name="_Toc160494442"/>
+      <w:bookmarkStart w:id="41" w:name="_Toc234578782"/>
+      <w:bookmarkEnd w:id="32"/>
+      <w:bookmarkEnd w:id="33"/>
+      <w:r>
+        <w:rPr>
+          <w:rFonts w:ascii="Times New Roman" w:eastAsia="Calibri Light" w:hAnsi="Times New Roman" w:cs="Times New Roman"/>
+          <w:strike/>
+          <w:sz w:val="25"/>
+          <w:szCs w:val="25"/>
+        </w:rPr>
+        <w:t xml:space="preserve">Deliverable </w:t>
+      </w:r>
+      <w:r>
+        <w:rPr>
+          <w:rFonts w:ascii="Times New Roman" w:eastAsia="Calibri Light" w:hAnsi="Times New Roman" w:cs="Times New Roman"/>
+          <w:strike/>
+          <w:sz w:val="25"/>
+          <w:szCs w:val="25"/>
+        </w:rPr>
+        <w:t>7</w:t>
+      </w:r>
+      <w:r>
+        <w:rPr>
+          <w:rFonts w:ascii="Times New Roman" w:eastAsia="Calibri Light" w:hAnsi="Times New Roman" w:cs="Times New Roman"/>
+          <w:strike/>
+          <w:sz w:val="25"/>
+          <w:szCs w:val="25"/>
+        </w:rPr>
+        <w:t xml:space="preserve"> (10pts Extra Credit)</w:t>
+      </w:r>
+      <w:bookmarkEnd w:id="39"/>
+      <w:bookmarkEnd w:id="41"/>
+    </w:p>
+    <w:p>
+      <w:pPr>
+        <w:rPr>
+          <w:rFonts w:ascii="Times New Roman" w:hAnsi="Times New Roman" w:cs="Times New Roman"/>
+          <w:strike/>
+        </w:rPr>
+      </w:pPr>
+      <w:r>
+        <w:rPr>
+          <w:rFonts w:ascii="Times New Roman" w:hAnsi="Times New Roman" w:cs="Times New Roman"/>
+          <w:strike/>
+        </w:rPr>
+        <w:t xml:space="preserve">Use </w:t>
+      </w:r>
+      <w:proofErr w:type="gramStart"/>
+      <w:r>
+        <w:rPr>
+          <w:rFonts w:ascii="Times New Roman" w:hAnsi="Times New Roman" w:cs="Times New Roman"/>
+          <w:strike/>
+        </w:rPr>
+        <w:t xml:space="preserve">a </w:t>
+      </w:r>
+      <w:r>
+        <w:rPr>
+          <w:rFonts w:ascii="Times New Roman" w:hAnsi="Times New Roman" w:cs="Times New Roman"/>
+          <w:strike/>
+        </w:rPr>
+        <w:t>MSPM0</w:t>
+      </w:r>
+      <w:proofErr w:type="gramEnd"/>
+      <w:r>
+        <w:rPr>
+          <w:rFonts w:ascii="Times New Roman" w:hAnsi="Times New Roman" w:cs="Times New Roman"/>
+          <w:strike/>
+        </w:rPr>
+        <w:t xml:space="preserve"> chip in your design in addition to the launchpad. You will need to add the component to the PCB like in Lab 6. You will need to ensure that it is Launchpad redundant (e.g. if the chip fails, the LaunchPad can be plugged in and used). One way to make it redundant is to add headers to the PCB where jumper can be run from the launchpad to the PCB. This extra credit will be applied to lab 10 if the chip works.</w:t>
+      </w:r>
+    </w:p>
+    <w:bookmarkEnd w:id="40"/>
     <w:p>
       <w:pPr>
         <w:rPr>
@@ -4445,7 +4646,7 @@
           <w:szCs w:val="26"/>
         </w:rPr>
       </w:pPr>
-      <w:bookmarkStart w:id="39" w:name="_Toc223131337"/>
+      <w:bookmarkStart w:id="42" w:name="_Toc234578783"/>
       <w:r>
         <w:rPr>
           <w:rFonts w:ascii="Times New Roman" w:hAnsi="Times New Roman" w:cs="Times New Roman"/>
@@ -4459,7 +4660,7 @@
         </w:rPr>
         <w:t>s</w:t>
       </w:r>
-      <w:bookmarkEnd w:id="39"/>
+      <w:bookmarkEnd w:id="42"/>
       <w:r>
         <w:rPr>
           <w:rFonts w:ascii="Times New Roman" w:hAnsi="Times New Roman" w:cs="Times New Roman"/>
@@ -4869,7 +5070,13 @@
             <w:rPr>
               <w:rFonts w:ascii="Times New Roman" w:hAnsi="Times New Roman" w:cs="Times New Roman"/>
             </w:rPr>
-            <w:t>Spring 2026</w:t>
+            <w:t>Fall</w:t>
+          </w:r>
+          <w:r>
+            <w:rPr>
+              <w:rFonts w:ascii="Times New Roman" w:hAnsi="Times New Roman" w:cs="Times New Roman"/>
+            </w:rPr>
+            <w:t xml:space="preserve"> 2026</w:t>
           </w:r>
         </w:p>
       </w:tc>
